--- a/found-object-conceptual-art.docx
+++ b/found-object-conceptual-art.docx
@@ -8,7 +8,7 @@
       </w:pPr>
       <w:r>
         <w:rPr>
-          <w:rFonts w:ascii="Times New Roman" w:eastAsia="Times New Roman" w:hAnsi="Times New Roman" w:cs="Times New Roman"/>
+          <w:rFonts w:ascii="Times New Roman" w:hAnsi="Times New Roman" w:eastAsia="Times New Roman" w:cs="Times New Roman"/>
           <w:color w:val="000000" w:themeColor="text1"/>
           <w:sz w:val="19"/>
           <w:szCs w:val="19"/>
@@ -22,14 +22,36 @@
       </w:pPr>
       <w:r>
         <w:rPr>
-          <w:rFonts w:ascii="Times New Roman" w:eastAsia="Times New Roman" w:hAnsi="Times New Roman" w:cs="Times New Roman"/>
-          <w:b/>
-          <w:bCs/>
-          <w:color w:val="000000" w:themeColor="text1"/>
-          <w:sz w:val="21"/>
-          <w:szCs w:val="21"/>
-        </w:rPr>
-        <w:t>Found Objects, Conceptual Art, Allan Kaprow, “Yard” 1961 and the “Aspirations Licentious” at the University of Canberra, by CPS and Copilot.</w:t>
+          <w:rFonts w:ascii="Times New Roman" w:hAnsi="Times New Roman" w:eastAsia="Times New Roman" w:cs="Times New Roman"/>
+          <w:b w:val="1"/>
+          <w:bCs w:val="1"/>
+          <w:color w:val="000000" w:themeColor="text1" w:themeTint="FF" w:themeShade="FF"/>
+          <w:sz w:val="21"/>
+          <w:szCs w:val="21"/>
+        </w:rPr>
+        <w:t>Found Objects, Conceptual Art, Allan Kaprow, “Yard” 1961 and the “Aspirations Licentious” at the University of Canberra, by CPS and Copilot</w:t>
+      </w:r>
+      <w:r>
+        <w:rPr>
+          <w:rFonts w:ascii="Times New Roman" w:hAnsi="Times New Roman" w:eastAsia="Times New Roman" w:cs="Times New Roman"/>
+          <w:b w:val="1"/>
+          <w:bCs w:val="1"/>
+          <w:color w:val="000000" w:themeColor="text1" w:themeTint="FF" w:themeShade="FF"/>
+          <w:sz w:val="21"/>
+          <w:szCs w:val="21"/>
+        </w:rPr>
+        <w:t>, edited by CPS</w:t>
+      </w:r>
+      <w:r>
+        <w:rPr>
+          <w:rFonts w:ascii="Times New Roman" w:hAnsi="Times New Roman" w:eastAsia="Times New Roman" w:cs="Times New Roman"/>
+          <w:b w:val="1"/>
+          <w:bCs w:val="1"/>
+          <w:color w:val="000000" w:themeColor="text1" w:themeTint="FF" w:themeShade="FF"/>
+          <w:sz w:val="21"/>
+          <w:szCs w:val="21"/>
+        </w:rPr>
+        <w:t>.</w:t>
       </w:r>
     </w:p>
     <w:p>
@@ -38,7 +60,7 @@
       </w:pPr>
       <w:r>
         <w:rPr>
-          <w:rFonts w:ascii="Times New Roman" w:eastAsia="Times New Roman" w:hAnsi="Times New Roman" w:cs="Times New Roman"/>
+          <w:rFonts w:ascii="Times New Roman" w:hAnsi="Times New Roman" w:eastAsia="Times New Roman" w:cs="Times New Roman"/>
           <w:color w:val="000000" w:themeColor="text1"/>
           <w:sz w:val="21"/>
           <w:szCs w:val="21"/>
@@ -49,7 +71,7 @@
         <w:r>
           <w:rPr>
             <w:rStyle w:val="Hyperlink"/>
-            <w:rFonts w:ascii="Times New Roman" w:eastAsia="Times New Roman" w:hAnsi="Times New Roman" w:cs="Times New Roman"/>
+            <w:rFonts w:ascii="Times New Roman" w:hAnsi="Times New Roman" w:eastAsia="Times New Roman" w:cs="Times New Roman"/>
             <w:sz w:val="21"/>
             <w:szCs w:val="21"/>
           </w:rPr>
@@ -58,7 +80,7 @@
       </w:hyperlink>
       <w:r>
         <w:rPr>
-          <w:rFonts w:ascii="Times New Roman" w:eastAsia="Times New Roman" w:hAnsi="Times New Roman" w:cs="Times New Roman"/>
+          <w:rFonts w:ascii="Times New Roman" w:hAnsi="Times New Roman" w:eastAsia="Times New Roman" w:cs="Times New Roman"/>
           <w:color w:val="000000" w:themeColor="text1"/>
           <w:sz w:val="21"/>
           <w:szCs w:val="21"/>
@@ -72,7 +94,7 @@
       </w:pPr>
       <w:r>
         <w:rPr>
-          <w:rFonts w:ascii="Times New Roman" w:eastAsia="Times New Roman" w:hAnsi="Times New Roman" w:cs="Times New Roman"/>
+          <w:rFonts w:ascii="Times New Roman" w:hAnsi="Times New Roman" w:eastAsia="Times New Roman" w:cs="Times New Roman"/>
           <w:color w:val="000000" w:themeColor="text1"/>
           <w:sz w:val="21"/>
           <w:szCs w:val="21"/>
@@ -86,7 +108,7 @@
       </w:pPr>
       <w:r>
         <w:rPr>
-          <w:rFonts w:ascii="Times New Roman" w:eastAsia="Times New Roman" w:hAnsi="Times New Roman" w:cs="Times New Roman"/>
+          <w:rFonts w:ascii="Times New Roman" w:hAnsi="Times New Roman" w:eastAsia="Times New Roman" w:cs="Times New Roman"/>
           <w:color w:val="000000" w:themeColor="text1"/>
           <w:sz w:val="21"/>
           <w:szCs w:val="21"/>
@@ -100,7 +122,7 @@
       </w:pPr>
       <w:r>
         <w:rPr>
-          <w:rFonts w:ascii="Times New Roman" w:eastAsia="Times New Roman" w:hAnsi="Times New Roman" w:cs="Times New Roman"/>
+          <w:rFonts w:ascii="Times New Roman" w:hAnsi="Times New Roman" w:eastAsia="Times New Roman" w:cs="Times New Roman"/>
           <w:color w:val="000000" w:themeColor="text1"/>
           <w:sz w:val="21"/>
           <w:szCs w:val="21"/>
@@ -114,7 +136,7 @@
       </w:pPr>
       <w:r>
         <w:rPr>
-          <w:rFonts w:ascii="Times New Roman" w:eastAsia="Times New Roman" w:hAnsi="Times New Roman" w:cs="Times New Roman"/>
+          <w:rFonts w:ascii="Times New Roman" w:hAnsi="Times New Roman" w:eastAsia="Times New Roman" w:cs="Times New Roman"/>
           <w:color w:val="000000" w:themeColor="text1"/>
           <w:sz w:val="21"/>
           <w:szCs w:val="21"/>
@@ -128,7 +150,7 @@
       </w:pPr>
       <w:r>
         <w:rPr>
-          <w:rFonts w:ascii="Times New Roman" w:eastAsia="Times New Roman" w:hAnsi="Times New Roman" w:cs="Times New Roman"/>
+          <w:rFonts w:ascii="Times New Roman" w:hAnsi="Times New Roman" w:eastAsia="Times New Roman" w:cs="Times New Roman"/>
           <w:color w:val="000000" w:themeColor="text1"/>
           <w:sz w:val="21"/>
           <w:szCs w:val="21"/>
@@ -142,7 +164,7 @@
       </w:pPr>
       <w:r>
         <w:rPr>
-          <w:rFonts w:ascii="Times New Roman" w:eastAsia="Times New Roman" w:hAnsi="Times New Roman" w:cs="Times New Roman"/>
+          <w:rFonts w:ascii="Times New Roman" w:hAnsi="Times New Roman" w:eastAsia="Times New Roman" w:cs="Times New Roman"/>
           <w:color w:val="000000" w:themeColor="text1"/>
           <w:sz w:val="21"/>
           <w:szCs w:val="21"/>
@@ -154,7 +176,7 @@
       </w:r>
       <w:r>
         <w:rPr>
-          <w:rFonts w:ascii="Times New Roman" w:eastAsia="Times New Roman" w:hAnsi="Times New Roman" w:cs="Times New Roman"/>
+          <w:rFonts w:ascii="Times New Roman" w:hAnsi="Times New Roman" w:eastAsia="Times New Roman" w:cs="Times New Roman"/>
           <w:color w:val="000000" w:themeColor="text1"/>
           <w:sz w:val="21"/>
           <w:szCs w:val="21"/>
@@ -166,7 +188,7 @@
       </w:r>
       <w:r>
         <w:rPr>
-          <w:rFonts w:ascii="Times New Roman" w:eastAsia="Times New Roman" w:hAnsi="Times New Roman" w:cs="Times New Roman"/>
+          <w:rFonts w:ascii="Times New Roman" w:hAnsi="Times New Roman" w:eastAsia="Times New Roman" w:cs="Times New Roman"/>
           <w:color w:val="000000" w:themeColor="text1"/>
           <w:sz w:val="21"/>
           <w:szCs w:val="21"/>
@@ -178,7 +200,7 @@
       </w:r>
       <w:r>
         <w:rPr>
-          <w:rFonts w:ascii="Times New Roman" w:eastAsia="Times New Roman" w:hAnsi="Times New Roman" w:cs="Times New Roman"/>
+          <w:rFonts w:ascii="Times New Roman" w:hAnsi="Times New Roman" w:eastAsia="Times New Roman" w:cs="Times New Roman"/>
           <w:color w:val="000000" w:themeColor="text1"/>
           <w:sz w:val="21"/>
           <w:szCs w:val="21"/>
@@ -192,7 +214,7 @@
       </w:pPr>
       <w:r>
         <w:rPr>
-          <w:rFonts w:ascii="Times New Roman" w:eastAsia="Times New Roman" w:hAnsi="Times New Roman" w:cs="Times New Roman"/>
+          <w:rFonts w:ascii="Times New Roman" w:hAnsi="Times New Roman" w:eastAsia="Times New Roman" w:cs="Times New Roman"/>
           <w:color w:val="000000" w:themeColor="text1"/>
           <w:sz w:val="21"/>
           <w:szCs w:val="21"/>
@@ -206,7 +228,7 @@
       </w:pPr>
       <w:r>
         <w:rPr>
-          <w:rFonts w:ascii="Times New Roman" w:eastAsia="Times New Roman" w:hAnsi="Times New Roman" w:cs="Times New Roman"/>
+          <w:rFonts w:ascii="Times New Roman" w:hAnsi="Times New Roman" w:eastAsia="Times New Roman" w:cs="Times New Roman"/>
           <w:color w:val="000000" w:themeColor="text1"/>
           <w:sz w:val="21"/>
           <w:szCs w:val="21"/>
@@ -220,21 +242,138 @@
       </w:pPr>
       <w:r>
         <w:rPr>
-          <w:rFonts w:ascii="Times New Roman" w:eastAsia="Times New Roman" w:hAnsi="Times New Roman" w:cs="Times New Roman"/>
-          <w:color w:val="000000" w:themeColor="text1"/>
-          <w:sz w:val="21"/>
-          <w:szCs w:val="21"/>
-        </w:rPr>
-        <w:t>i think conceptual art is a good idea. where the process is more important than the work. i feel this works. i also think a good concept about art can be conceptual art, like David Bowies concept the painters idea in a song is conceptual art where the concept being a great concept about art.</w:t>
-      </w:r>
-    </w:p>
-    <w:p>
-      <w:pPr>
-        <w:spacing w:after="210"/>
-      </w:pPr>
-      <w:r>
-        <w:rPr>
-          <w:rFonts w:ascii="Times New Roman" w:eastAsia="Times New Roman" w:hAnsi="Times New Roman" w:cs="Times New Roman"/>
+          <w:rFonts w:ascii="Times New Roman" w:hAnsi="Times New Roman" w:eastAsia="Times New Roman" w:cs="Times New Roman"/>
+          <w:color w:val="000000" w:themeColor="text1" w:themeTint="FF" w:themeShade="FF"/>
+          <w:sz w:val="21"/>
+          <w:szCs w:val="21"/>
+        </w:rPr>
+        <w:t>i</w:t>
+      </w:r>
+      <w:r>
+        <w:rPr>
+          <w:rFonts w:ascii="Times New Roman" w:hAnsi="Times New Roman" w:eastAsia="Times New Roman" w:cs="Times New Roman"/>
+          <w:color w:val="000000" w:themeColor="text1" w:themeTint="FF" w:themeShade="FF"/>
+          <w:sz w:val="21"/>
+          <w:szCs w:val="21"/>
+        </w:rPr>
+        <w:t xml:space="preserve"> think conceptual art is </w:t>
+      </w:r>
+      <w:r>
+        <w:rPr>
+          <w:rFonts w:ascii="Times New Roman" w:hAnsi="Times New Roman" w:eastAsia="Times New Roman" w:cs="Times New Roman"/>
+          <w:color w:val="000000" w:themeColor="text1" w:themeTint="FF" w:themeShade="FF"/>
+          <w:sz w:val="21"/>
+          <w:szCs w:val="21"/>
+        </w:rPr>
+        <w:t>a good idea</w:t>
+      </w:r>
+      <w:r>
+        <w:rPr>
+          <w:rFonts w:ascii="Times New Roman" w:hAnsi="Times New Roman" w:eastAsia="Times New Roman" w:cs="Times New Roman"/>
+          <w:color w:val="000000" w:themeColor="text1" w:themeTint="FF" w:themeShade="FF"/>
+          <w:sz w:val="21"/>
+          <w:szCs w:val="21"/>
+        </w:rPr>
+        <w:t xml:space="preserve">. </w:t>
+      </w:r>
+      <w:r>
+        <w:rPr>
+          <w:rFonts w:ascii="Times New Roman" w:hAnsi="Times New Roman" w:eastAsia="Times New Roman" w:cs="Times New Roman"/>
+          <w:color w:val="000000" w:themeColor="text1" w:themeTint="FF" w:themeShade="FF"/>
+          <w:sz w:val="21"/>
+          <w:szCs w:val="21"/>
+        </w:rPr>
+        <w:t>where</w:t>
+      </w:r>
+      <w:r>
+        <w:rPr>
+          <w:rFonts w:ascii="Times New Roman" w:hAnsi="Times New Roman" w:eastAsia="Times New Roman" w:cs="Times New Roman"/>
+          <w:color w:val="000000" w:themeColor="text1" w:themeTint="FF" w:themeShade="FF"/>
+          <w:sz w:val="21"/>
+          <w:szCs w:val="21"/>
+        </w:rPr>
+        <w:t xml:space="preserve"> the process is more important than the work. </w:t>
+      </w:r>
+      <w:r>
+        <w:rPr>
+          <w:rFonts w:ascii="Times New Roman" w:hAnsi="Times New Roman" w:eastAsia="Times New Roman" w:cs="Times New Roman"/>
+          <w:color w:val="000000" w:themeColor="text1" w:themeTint="FF" w:themeShade="FF"/>
+          <w:sz w:val="21"/>
+          <w:szCs w:val="21"/>
+        </w:rPr>
+        <w:t>i</w:t>
+      </w:r>
+      <w:r>
+        <w:rPr>
+          <w:rFonts w:ascii="Times New Roman" w:hAnsi="Times New Roman" w:eastAsia="Times New Roman" w:cs="Times New Roman"/>
+          <w:color w:val="000000" w:themeColor="text1" w:themeTint="FF" w:themeShade="FF"/>
+          <w:sz w:val="21"/>
+          <w:szCs w:val="21"/>
+        </w:rPr>
+        <w:t xml:space="preserve"> feel this works. </w:t>
+      </w:r>
+      <w:r>
+        <w:rPr>
+          <w:rFonts w:ascii="Times New Roman" w:hAnsi="Times New Roman" w:eastAsia="Times New Roman" w:cs="Times New Roman"/>
+          <w:color w:val="000000" w:themeColor="text1" w:themeTint="FF" w:themeShade="FF"/>
+          <w:sz w:val="21"/>
+          <w:szCs w:val="21"/>
+        </w:rPr>
+        <w:t>i</w:t>
+      </w:r>
+      <w:r>
+        <w:rPr>
+          <w:rFonts w:ascii="Times New Roman" w:hAnsi="Times New Roman" w:eastAsia="Times New Roman" w:cs="Times New Roman"/>
+          <w:color w:val="000000" w:themeColor="text1" w:themeTint="FF" w:themeShade="FF"/>
+          <w:sz w:val="21"/>
+          <w:szCs w:val="21"/>
+        </w:rPr>
+        <w:t xml:space="preserve"> also think a good concept about art can be conceptual art, like David Bowies concept the </w:t>
+      </w:r>
+      <w:r>
+        <w:rPr>
+          <w:rFonts w:ascii="Times New Roman" w:hAnsi="Times New Roman" w:eastAsia="Times New Roman" w:cs="Times New Roman"/>
+          <w:color w:val="000000" w:themeColor="text1" w:themeTint="FF" w:themeShade="FF"/>
+          <w:sz w:val="21"/>
+          <w:szCs w:val="21"/>
+        </w:rPr>
+        <w:t>painters</w:t>
+      </w:r>
+      <w:r>
+        <w:rPr>
+          <w:rFonts w:ascii="Times New Roman" w:hAnsi="Times New Roman" w:eastAsia="Times New Roman" w:cs="Times New Roman"/>
+          <w:color w:val="000000" w:themeColor="text1" w:themeTint="FF" w:themeShade="FF"/>
+          <w:sz w:val="21"/>
+          <w:szCs w:val="21"/>
+        </w:rPr>
+        <w:t xml:space="preserve"> idea in a song is conceptual art where the concept being a great concept about art</w:t>
+      </w:r>
+      <w:r>
+        <w:rPr>
+          <w:rFonts w:ascii="Times New Roman" w:hAnsi="Times New Roman" w:eastAsia="Times New Roman" w:cs="Times New Roman"/>
+          <w:color w:val="000000" w:themeColor="text1" w:themeTint="FF" w:themeShade="FF"/>
+          <w:sz w:val="21"/>
+          <w:szCs w:val="21"/>
+        </w:rPr>
+        <w:t>, of art</w:t>
+      </w:r>
+      <w:r>
+        <w:rPr>
+          <w:rFonts w:ascii="Times New Roman" w:hAnsi="Times New Roman" w:eastAsia="Times New Roman" w:cs="Times New Roman"/>
+          <w:color w:val="000000" w:themeColor="text1" w:themeTint="FF" w:themeShade="FF"/>
+          <w:sz w:val="21"/>
+          <w:szCs w:val="21"/>
+        </w:rPr>
+        <w:t>.</w:t>
+      </w:r>
+    </w:p>
+    <w:p>
+      <w:pPr>
+        <w:spacing w:after="210"/>
+      </w:pPr>
+      <w:r>
+        <w:rPr>
+          <w:rFonts w:ascii="Times New Roman" w:hAnsi="Times New Roman" w:eastAsia="Times New Roman" w:cs="Times New Roman"/>
           <w:color w:val="000000" w:themeColor="text1"/>
           <w:sz w:val="21"/>
           <w:szCs w:val="21"/>
@@ -248,7 +387,7 @@
       </w:pPr>
       <w:r>
         <w:rPr>
-          <w:rFonts w:ascii="Times New Roman" w:eastAsia="Times New Roman" w:hAnsi="Times New Roman" w:cs="Times New Roman"/>
+          <w:rFonts w:ascii="Times New Roman" w:hAnsi="Times New Roman" w:eastAsia="Times New Roman" w:cs="Times New Roman"/>
           <w:color w:val="000000" w:themeColor="text1"/>
           <w:sz w:val="21"/>
           <w:szCs w:val="21"/>
@@ -262,7 +401,7 @@
       </w:pPr>
       <w:r>
         <w:rPr>
-          <w:rFonts w:ascii="Times New Roman" w:eastAsia="Times New Roman" w:hAnsi="Times New Roman" w:cs="Times New Roman"/>
+          <w:rFonts w:ascii="Times New Roman" w:hAnsi="Times New Roman" w:eastAsia="Times New Roman" w:cs="Times New Roman"/>
           <w:color w:val="000000" w:themeColor="text1"/>
           <w:sz w:val="21"/>
           <w:szCs w:val="21"/>
@@ -276,7 +415,7 @@
       </w:pPr>
       <w:r>
         <w:rPr>
-          <w:rFonts w:ascii="Times New Roman" w:eastAsia="Times New Roman" w:hAnsi="Times New Roman" w:cs="Times New Roman"/>
+          <w:rFonts w:ascii="Times New Roman" w:hAnsi="Times New Roman" w:eastAsia="Times New Roman" w:cs="Times New Roman"/>
           <w:color w:val="000000" w:themeColor="text1"/>
           <w:sz w:val="21"/>
           <w:szCs w:val="21"/>
@@ -288,7 +427,7 @@
       </w:r>
       <w:r>
         <w:rPr>
-          <w:rFonts w:ascii="Times New Roman" w:eastAsia="Times New Roman" w:hAnsi="Times New Roman" w:cs="Times New Roman"/>
+          <w:rFonts w:ascii="Times New Roman" w:hAnsi="Times New Roman" w:eastAsia="Times New Roman" w:cs="Times New Roman"/>
           <w:color w:val="000000" w:themeColor="text1"/>
           <w:sz w:val="21"/>
           <w:szCs w:val="21"/>
@@ -300,7 +439,7 @@
       </w:r>
       <w:r>
         <w:rPr>
-          <w:rFonts w:ascii="Times New Roman" w:eastAsia="Times New Roman" w:hAnsi="Times New Roman" w:cs="Times New Roman"/>
+          <w:rFonts w:ascii="Times New Roman" w:hAnsi="Times New Roman" w:eastAsia="Times New Roman" w:cs="Times New Roman"/>
           <w:color w:val="000000" w:themeColor="text1"/>
           <w:sz w:val="21"/>
           <w:szCs w:val="21"/>
@@ -314,7 +453,7 @@
       </w:pPr>
       <w:r>
         <w:rPr>
-          <w:rFonts w:ascii="Times New Roman" w:eastAsia="Times New Roman" w:hAnsi="Times New Roman" w:cs="Times New Roman"/>
+          <w:rFonts w:ascii="Times New Roman" w:hAnsi="Times New Roman" w:eastAsia="Times New Roman" w:cs="Times New Roman"/>
           <w:color w:val="000000" w:themeColor="text1"/>
           <w:sz w:val="21"/>
           <w:szCs w:val="21"/>
@@ -328,7 +467,7 @@
       </w:pPr>
       <w:r>
         <w:rPr>
-          <w:rFonts w:ascii="Times New Roman" w:eastAsia="Times New Roman" w:hAnsi="Times New Roman" w:cs="Times New Roman"/>
+          <w:rFonts w:ascii="Times New Roman" w:hAnsi="Times New Roman" w:eastAsia="Times New Roman" w:cs="Times New Roman"/>
           <w:color w:val="000000" w:themeColor="text1"/>
           <w:sz w:val="21"/>
           <w:szCs w:val="21"/>
@@ -342,7 +481,7 @@
       </w:pPr>
       <w:r>
         <w:rPr>
-          <w:rFonts w:ascii="Times New Roman" w:eastAsia="Times New Roman" w:hAnsi="Times New Roman" w:cs="Times New Roman"/>
+          <w:rFonts w:ascii="Times New Roman" w:hAnsi="Times New Roman" w:eastAsia="Times New Roman" w:cs="Times New Roman"/>
           <w:color w:val="000000" w:themeColor="text1"/>
           <w:sz w:val="21"/>
           <w:szCs w:val="21"/>
@@ -356,7 +495,7 @@
       </w:pPr>
       <w:r>
         <w:rPr>
-          <w:rFonts w:ascii="Times New Roman" w:eastAsia="Times New Roman" w:hAnsi="Times New Roman" w:cs="Times New Roman"/>
+          <w:rFonts w:ascii="Times New Roman" w:hAnsi="Times New Roman" w:eastAsia="Times New Roman" w:cs="Times New Roman"/>
           <w:color w:val="000000" w:themeColor="text1"/>
           <w:sz w:val="21"/>
           <w:szCs w:val="21"/>
@@ -370,7 +509,7 @@
       </w:pPr>
       <w:r>
         <w:rPr>
-          <w:rFonts w:ascii="Times New Roman" w:eastAsia="Times New Roman" w:hAnsi="Times New Roman" w:cs="Times New Roman"/>
+          <w:rFonts w:ascii="Times New Roman" w:hAnsi="Times New Roman" w:eastAsia="Times New Roman" w:cs="Times New Roman"/>
           <w:color w:val="000000" w:themeColor="text1"/>
           <w:sz w:val="21"/>
           <w:szCs w:val="21"/>
@@ -384,7 +523,7 @@
       </w:pPr>
       <w:r>
         <w:rPr>
-          <w:rFonts w:ascii="Times New Roman" w:eastAsia="Times New Roman" w:hAnsi="Times New Roman" w:cs="Times New Roman"/>
+          <w:rFonts w:ascii="Times New Roman" w:hAnsi="Times New Roman" w:eastAsia="Times New Roman" w:cs="Times New Roman"/>
           <w:color w:val="000000" w:themeColor="text1"/>
           <w:sz w:val="21"/>
           <w:szCs w:val="21"/>
@@ -398,7 +537,7 @@
       </w:pPr>
       <w:r>
         <w:rPr>
-          <w:rFonts w:ascii="Times New Roman" w:eastAsia="Times New Roman" w:hAnsi="Times New Roman" w:cs="Times New Roman"/>
+          <w:rFonts w:ascii="Times New Roman" w:hAnsi="Times New Roman" w:eastAsia="Times New Roman" w:cs="Times New Roman"/>
           <w:color w:val="000000" w:themeColor="text1"/>
           <w:sz w:val="21"/>
           <w:szCs w:val="21"/>
@@ -412,7 +551,7 @@
       </w:pPr>
       <w:r>
         <w:rPr>
-          <w:rFonts w:ascii="Times New Roman" w:eastAsia="Times New Roman" w:hAnsi="Times New Roman" w:cs="Times New Roman"/>
+          <w:rFonts w:ascii="Times New Roman" w:hAnsi="Times New Roman" w:eastAsia="Times New Roman" w:cs="Times New Roman"/>
           <w:color w:val="000000" w:themeColor="text1"/>
           <w:sz w:val="21"/>
           <w:szCs w:val="21"/>
@@ -426,7 +565,7 @@
       </w:pPr>
       <w:r>
         <w:rPr>
-          <w:rFonts w:ascii="Times New Roman" w:eastAsia="Times New Roman" w:hAnsi="Times New Roman" w:cs="Times New Roman"/>
+          <w:rFonts w:ascii="Times New Roman" w:hAnsi="Times New Roman" w:eastAsia="Times New Roman" w:cs="Times New Roman"/>
           <w:color w:val="000000" w:themeColor="text1"/>
           <w:sz w:val="21"/>
           <w:szCs w:val="21"/>
@@ -440,7 +579,7 @@
       </w:pPr>
       <w:r>
         <w:rPr>
-          <w:rFonts w:ascii="Times New Roman" w:eastAsia="Times New Roman" w:hAnsi="Times New Roman" w:cs="Times New Roman"/>
+          <w:rFonts w:ascii="Times New Roman" w:hAnsi="Times New Roman" w:eastAsia="Times New Roman" w:cs="Times New Roman"/>
           <w:color w:val="000000" w:themeColor="text1"/>
           <w:sz w:val="21"/>
           <w:szCs w:val="21"/>
@@ -454,7 +593,7 @@
       </w:pPr>
       <w:r>
         <w:rPr>
-          <w:rFonts w:ascii="Times New Roman" w:eastAsia="Times New Roman" w:hAnsi="Times New Roman" w:cs="Times New Roman"/>
+          <w:rFonts w:ascii="Times New Roman" w:hAnsi="Times New Roman" w:eastAsia="Times New Roman" w:cs="Times New Roman"/>
           <w:color w:val="000000" w:themeColor="text1"/>
           <w:sz w:val="21"/>
           <w:szCs w:val="21"/>
@@ -468,7 +607,7 @@
       </w:pPr>
       <w:r>
         <w:rPr>
-          <w:rFonts w:ascii="Times New Roman" w:eastAsia="Times New Roman" w:hAnsi="Times New Roman" w:cs="Times New Roman"/>
+          <w:rFonts w:ascii="Times New Roman" w:hAnsi="Times New Roman" w:eastAsia="Times New Roman" w:cs="Times New Roman"/>
           <w:color w:val="000000" w:themeColor="text1"/>
           <w:sz w:val="21"/>
           <w:szCs w:val="21"/>
@@ -482,7 +621,7 @@
       </w:pPr>
       <w:r>
         <w:rPr>
-          <w:rFonts w:ascii="Times New Roman" w:eastAsia="Times New Roman" w:hAnsi="Times New Roman" w:cs="Times New Roman"/>
+          <w:rFonts w:ascii="Times New Roman" w:hAnsi="Times New Roman" w:eastAsia="Times New Roman" w:cs="Times New Roman"/>
           <w:color w:val="000000" w:themeColor="text1"/>
           <w:sz w:val="21"/>
           <w:szCs w:val="21"/>
@@ -494,7 +633,7 @@
       </w:r>
       <w:r>
         <w:rPr>
-          <w:rFonts w:ascii="Times New Roman" w:eastAsia="Times New Roman" w:hAnsi="Times New Roman" w:cs="Times New Roman"/>
+          <w:rFonts w:ascii="Times New Roman" w:hAnsi="Times New Roman" w:eastAsia="Times New Roman" w:cs="Times New Roman"/>
           <w:color w:val="000000" w:themeColor="text1"/>
           <w:sz w:val="21"/>
           <w:szCs w:val="21"/>
@@ -506,7 +645,7 @@
       </w:r>
       <w:r>
         <w:rPr>
-          <w:rFonts w:ascii="Times New Roman" w:eastAsia="Times New Roman" w:hAnsi="Times New Roman" w:cs="Times New Roman"/>
+          <w:rFonts w:ascii="Times New Roman" w:hAnsi="Times New Roman" w:eastAsia="Times New Roman" w:cs="Times New Roman"/>
           <w:color w:val="000000" w:themeColor="text1"/>
           <w:sz w:val="21"/>
           <w:szCs w:val="21"/>
@@ -518,7 +657,7 @@
       </w:r>
       <w:r>
         <w:rPr>
-          <w:rFonts w:ascii="Times New Roman" w:eastAsia="Times New Roman" w:hAnsi="Times New Roman" w:cs="Times New Roman"/>
+          <w:rFonts w:ascii="Times New Roman" w:hAnsi="Times New Roman" w:eastAsia="Times New Roman" w:cs="Times New Roman"/>
           <w:color w:val="000000" w:themeColor="text1"/>
           <w:sz w:val="21"/>
           <w:szCs w:val="21"/>
@@ -530,7 +669,7 @@
       </w:r>
       <w:r>
         <w:rPr>
-          <w:rFonts w:ascii="Times New Roman" w:eastAsia="Times New Roman" w:hAnsi="Times New Roman" w:cs="Times New Roman"/>
+          <w:rFonts w:ascii="Times New Roman" w:hAnsi="Times New Roman" w:eastAsia="Times New Roman" w:cs="Times New Roman"/>
           <w:color w:val="000000" w:themeColor="text1"/>
           <w:sz w:val="21"/>
           <w:szCs w:val="21"/>
@@ -544,7 +683,7 @@
       </w:pPr>
       <w:r>
         <w:rPr>
-          <w:rFonts w:ascii="Times New Roman" w:eastAsia="Times New Roman" w:hAnsi="Times New Roman" w:cs="Times New Roman"/>
+          <w:rFonts w:ascii="Times New Roman" w:hAnsi="Times New Roman" w:eastAsia="Times New Roman" w:cs="Times New Roman"/>
           <w:color w:val="000000" w:themeColor="text1"/>
           <w:sz w:val="21"/>
           <w:szCs w:val="21"/>
@@ -558,7 +697,7 @@
       </w:pPr>
       <w:r>
         <w:rPr>
-          <w:rFonts w:ascii="Times New Roman" w:eastAsia="Times New Roman" w:hAnsi="Times New Roman" w:cs="Times New Roman"/>
+          <w:rFonts w:ascii="Times New Roman" w:hAnsi="Times New Roman" w:eastAsia="Times New Roman" w:cs="Times New Roman"/>
           <w:color w:val="000000" w:themeColor="text1"/>
           <w:sz w:val="21"/>
           <w:szCs w:val="21"/>
@@ -572,7 +711,7 @@
       </w:pPr>
       <w:r>
         <w:rPr>
-          <w:rFonts w:ascii="Times New Roman" w:eastAsia="Times New Roman" w:hAnsi="Times New Roman" w:cs="Times New Roman"/>
+          <w:rFonts w:ascii="Times New Roman" w:hAnsi="Times New Roman" w:eastAsia="Times New Roman" w:cs="Times New Roman"/>
           <w:color w:val="000000" w:themeColor="text1"/>
           <w:sz w:val="21"/>
           <w:szCs w:val="21"/>
@@ -586,7 +725,7 @@
       </w:pPr>
       <w:r>
         <w:rPr>
-          <w:rFonts w:ascii="Times New Roman" w:eastAsia="Times New Roman" w:hAnsi="Times New Roman" w:cs="Times New Roman"/>
+          <w:rFonts w:ascii="Times New Roman" w:hAnsi="Times New Roman" w:eastAsia="Times New Roman" w:cs="Times New Roman"/>
           <w:color w:val="000000" w:themeColor="text1"/>
           <w:sz w:val="21"/>
           <w:szCs w:val="21"/>
@@ -600,7 +739,7 @@
       </w:pPr>
       <w:r>
         <w:rPr>
-          <w:rFonts w:ascii="Times New Roman" w:eastAsia="Times New Roman" w:hAnsi="Times New Roman" w:cs="Times New Roman"/>
+          <w:rFonts w:ascii="Times New Roman" w:hAnsi="Times New Roman" w:eastAsia="Times New Roman" w:cs="Times New Roman"/>
           <w:color w:val="000000" w:themeColor="text1"/>
           <w:sz w:val="21"/>
           <w:szCs w:val="21"/>
@@ -614,21 +753,219 @@
       </w:pPr>
       <w:r>
         <w:rPr>
-          <w:rFonts w:ascii="Times New Roman" w:eastAsia="Times New Roman" w:hAnsi="Times New Roman" w:cs="Times New Roman"/>
-          <w:color w:val="000000" w:themeColor="text1"/>
-          <w:sz w:val="21"/>
-          <w:szCs w:val="21"/>
-        </w:rPr>
-        <w:t>I have had a work taken down by University of Canberra. I still may have made a Conceptual Work where the process is the work. There are two reasons i did not name the work, first I do not like putting my name on the work as the work becomes a kind of advertisement for the University of Canberra. I feel diminished. Secondly the work was not finished, I may have been working towards a Conceptual piece all the time. I found that the work I put up was too literal, and slightly negative so the work could mean something terrible to everybody. So I did not put my name on the work. I like to tease people too. The work may be a Conceptual Piece where the process is more important than the object and as a conceptual work may have an object related to the Concept I would put my name on the wall as the object without any physical art work. For me this is a Conceptual Work. The name is</w:t>
-      </w:r>
-    </w:p>
-    <w:p>
-      <w:pPr>
-        <w:spacing w:after="210"/>
-      </w:pPr>
-      <w:r>
-        <w:rPr>
-          <w:rFonts w:ascii="Times New Roman" w:eastAsia="Times New Roman" w:hAnsi="Times New Roman" w:cs="Times New Roman"/>
+          <w:rFonts w:ascii="Times New Roman" w:hAnsi="Times New Roman" w:eastAsia="Times New Roman" w:cs="Times New Roman"/>
+          <w:color w:val="000000" w:themeColor="text1" w:themeTint="FF" w:themeShade="FF"/>
+          <w:sz w:val="21"/>
+          <w:szCs w:val="21"/>
+        </w:rPr>
+        <w:t xml:space="preserve">I have had a work taken down by </w:t>
+      </w:r>
+      <w:r>
+        <w:rPr>
+          <w:rFonts w:ascii="Times New Roman" w:hAnsi="Times New Roman" w:eastAsia="Times New Roman" w:cs="Times New Roman"/>
+          <w:color w:val="000000" w:themeColor="text1" w:themeTint="FF" w:themeShade="FF"/>
+          <w:sz w:val="21"/>
+          <w:szCs w:val="21"/>
+        </w:rPr>
+        <w:t>University</w:t>
+      </w:r>
+      <w:r>
+        <w:rPr>
+          <w:rFonts w:ascii="Times New Roman" w:hAnsi="Times New Roman" w:eastAsia="Times New Roman" w:cs="Times New Roman"/>
+          <w:color w:val="000000" w:themeColor="text1" w:themeTint="FF" w:themeShade="FF"/>
+          <w:sz w:val="21"/>
+          <w:szCs w:val="21"/>
+        </w:rPr>
+        <w:t xml:space="preserve"> of Canberra. I still may have made a Conceptual Work where the process is the work. There are two reasons </w:t>
+      </w:r>
+      <w:r>
+        <w:rPr>
+          <w:rFonts w:ascii="Times New Roman" w:hAnsi="Times New Roman" w:eastAsia="Times New Roman" w:cs="Times New Roman"/>
+          <w:color w:val="000000" w:themeColor="text1" w:themeTint="FF" w:themeShade="FF"/>
+          <w:sz w:val="21"/>
+          <w:szCs w:val="21"/>
+        </w:rPr>
+        <w:t>i</w:t>
+      </w:r>
+      <w:r>
+        <w:rPr>
+          <w:rFonts w:ascii="Times New Roman" w:hAnsi="Times New Roman" w:eastAsia="Times New Roman" w:cs="Times New Roman"/>
+          <w:color w:val="000000" w:themeColor="text1" w:themeTint="FF" w:themeShade="FF"/>
+          <w:sz w:val="21"/>
+          <w:szCs w:val="21"/>
+        </w:rPr>
+        <w:t xml:space="preserve"> did not name the work, first I do not like putting my name on the work as the work becomes a kind of advertisement for the University of Canberra. I feel diminished. Secondly the work was not finished, I may have been working towards a Conceptual piece all the time. I found that the work I put up was too literal, and slightly negative so the work could mean something terrible to everybody. </w:t>
+      </w:r>
+      <w:r>
+        <w:rPr>
+          <w:rFonts w:ascii="Times New Roman" w:hAnsi="Times New Roman" w:eastAsia="Times New Roman" w:cs="Times New Roman"/>
+          <w:color w:val="000000" w:themeColor="text1" w:themeTint="FF" w:themeShade="FF"/>
+          <w:sz w:val="21"/>
+          <w:szCs w:val="21"/>
+        </w:rPr>
+        <w:t>So</w:t>
+      </w:r>
+      <w:r>
+        <w:rPr>
+          <w:rFonts w:ascii="Times New Roman" w:hAnsi="Times New Roman" w:eastAsia="Times New Roman" w:cs="Times New Roman"/>
+          <w:color w:val="000000" w:themeColor="text1" w:themeTint="FF" w:themeShade="FF"/>
+          <w:sz w:val="21"/>
+          <w:szCs w:val="21"/>
+        </w:rPr>
+        <w:t xml:space="preserve"> I did not put my name on the work. I like to tease </w:t>
+      </w:r>
+      <w:r>
+        <w:rPr>
+          <w:rFonts w:ascii="Times New Roman" w:hAnsi="Times New Roman" w:eastAsia="Times New Roman" w:cs="Times New Roman"/>
+          <w:color w:val="000000" w:themeColor="text1" w:themeTint="FF" w:themeShade="FF"/>
+          <w:sz w:val="21"/>
+          <w:szCs w:val="21"/>
+        </w:rPr>
+        <w:t>people</w:t>
+      </w:r>
+      <w:r>
+        <w:rPr>
+          <w:rFonts w:ascii="Times New Roman" w:hAnsi="Times New Roman" w:eastAsia="Times New Roman" w:cs="Times New Roman"/>
+          <w:color w:val="000000" w:themeColor="text1" w:themeTint="FF" w:themeShade="FF"/>
+          <w:sz w:val="21"/>
+          <w:szCs w:val="21"/>
+        </w:rPr>
+        <w:t xml:space="preserve"> too. The work may be a Conceptual Piece where the process is more important than the object and as a conceptual work may have an object related to the </w:t>
+      </w:r>
+      <w:r>
+        <w:rPr>
+          <w:rFonts w:ascii="Times New Roman" w:hAnsi="Times New Roman" w:eastAsia="Times New Roman" w:cs="Times New Roman"/>
+          <w:color w:val="000000" w:themeColor="text1" w:themeTint="FF" w:themeShade="FF"/>
+          <w:sz w:val="21"/>
+          <w:szCs w:val="21"/>
+        </w:rPr>
+        <w:t>Concept,</w:t>
+      </w:r>
+      <w:r>
+        <w:rPr>
+          <w:rFonts w:ascii="Times New Roman" w:hAnsi="Times New Roman" w:eastAsia="Times New Roman" w:cs="Times New Roman"/>
+          <w:color w:val="000000" w:themeColor="text1" w:themeTint="FF" w:themeShade="FF"/>
+          <w:sz w:val="21"/>
+          <w:szCs w:val="21"/>
+        </w:rPr>
+        <w:t xml:space="preserve"> I would put my name on the wall as the object without any physical </w:t>
+      </w:r>
+      <w:r>
+        <w:rPr>
+          <w:rFonts w:ascii="Times New Roman" w:hAnsi="Times New Roman" w:eastAsia="Times New Roman" w:cs="Times New Roman"/>
+          <w:color w:val="000000" w:themeColor="text1" w:themeTint="FF" w:themeShade="FF"/>
+          <w:sz w:val="21"/>
+          <w:szCs w:val="21"/>
+        </w:rPr>
+        <w:t>art work</w:t>
+      </w:r>
+      <w:r>
+        <w:rPr>
+          <w:rFonts w:ascii="Times New Roman" w:hAnsi="Times New Roman" w:eastAsia="Times New Roman" w:cs="Times New Roman"/>
+          <w:color w:val="000000" w:themeColor="text1" w:themeTint="FF" w:themeShade="FF"/>
+          <w:sz w:val="21"/>
+          <w:szCs w:val="21"/>
+        </w:rPr>
+        <w:t xml:space="preserve">. </w:t>
+      </w:r>
+      <w:r>
+        <w:rPr>
+          <w:rFonts w:ascii="Times New Roman" w:hAnsi="Times New Roman" w:eastAsia="Times New Roman" w:cs="Times New Roman"/>
+          <w:color w:val="000000" w:themeColor="text1" w:themeTint="FF" w:themeShade="FF"/>
+          <w:sz w:val="21"/>
+          <w:szCs w:val="21"/>
+        </w:rPr>
+        <w:t xml:space="preserve"> </w:t>
+      </w:r>
+      <w:r>
+        <w:rPr>
+          <w:rFonts w:ascii="Times New Roman" w:hAnsi="Times New Roman" w:eastAsia="Times New Roman" w:cs="Times New Roman"/>
+          <w:color w:val="000000" w:themeColor="text1" w:themeTint="FF" w:themeShade="FF"/>
+          <w:sz w:val="21"/>
+          <w:szCs w:val="21"/>
+        </w:rPr>
+        <w:t xml:space="preserve">For me this is </w:t>
+      </w:r>
+      <w:r>
+        <w:rPr>
+          <w:rFonts w:ascii="Times New Roman" w:hAnsi="Times New Roman" w:eastAsia="Times New Roman" w:cs="Times New Roman"/>
+          <w:color w:val="000000" w:themeColor="text1" w:themeTint="FF" w:themeShade="FF"/>
+          <w:sz w:val="21"/>
+          <w:szCs w:val="21"/>
+        </w:rPr>
+        <w:t>a Conceptual</w:t>
+      </w:r>
+      <w:r>
+        <w:rPr>
+          <w:rFonts w:ascii="Times New Roman" w:hAnsi="Times New Roman" w:eastAsia="Times New Roman" w:cs="Times New Roman"/>
+          <w:color w:val="000000" w:themeColor="text1" w:themeTint="FF" w:themeShade="FF"/>
+          <w:sz w:val="21"/>
+          <w:szCs w:val="21"/>
+        </w:rPr>
+        <w:t xml:space="preserve"> Work. </w:t>
+      </w:r>
+      <w:r>
+        <w:rPr>
+          <w:rFonts w:ascii="Times New Roman" w:hAnsi="Times New Roman" w:eastAsia="Times New Roman" w:cs="Times New Roman"/>
+          <w:color w:val="000000" w:themeColor="text1" w:themeTint="FF" w:themeShade="FF"/>
+          <w:sz w:val="21"/>
+          <w:szCs w:val="21"/>
+        </w:rPr>
+        <w:t xml:space="preserve"> The name plaque is the </w:t>
+      </w:r>
+      <w:r>
+        <w:rPr>
+          <w:rFonts w:ascii="Times New Roman" w:hAnsi="Times New Roman" w:eastAsia="Times New Roman" w:cs="Times New Roman"/>
+          <w:color w:val="000000" w:themeColor="text1" w:themeTint="FF" w:themeShade="FF"/>
+          <w:sz w:val="21"/>
+          <w:szCs w:val="21"/>
+        </w:rPr>
+        <w:t>work</w:t>
+      </w:r>
+      <w:r>
+        <w:rPr>
+          <w:rFonts w:ascii="Times New Roman" w:hAnsi="Times New Roman" w:eastAsia="Times New Roman" w:cs="Times New Roman"/>
+          <w:color w:val="000000" w:themeColor="text1" w:themeTint="FF" w:themeShade="FF"/>
+          <w:sz w:val="21"/>
+          <w:szCs w:val="21"/>
+        </w:rPr>
+        <w:t>, (</w:t>
+      </w:r>
+      <w:r>
+        <w:rPr>
+          <w:rFonts w:ascii="Times New Roman" w:hAnsi="Times New Roman" w:eastAsia="Times New Roman" w:cs="Times New Roman"/>
+          <w:color w:val="000000" w:themeColor="text1" w:themeTint="FF" w:themeShade="FF"/>
+          <w:sz w:val="21"/>
+          <w:szCs w:val="21"/>
+        </w:rPr>
+        <w:t>not installed)</w:t>
+      </w:r>
+      <w:r>
+        <w:rPr>
+          <w:rFonts w:ascii="Times New Roman" w:hAnsi="Times New Roman" w:eastAsia="Times New Roman" w:cs="Times New Roman"/>
+          <w:color w:val="000000" w:themeColor="text1" w:themeTint="FF" w:themeShade="FF"/>
+          <w:sz w:val="21"/>
+          <w:szCs w:val="21"/>
+        </w:rPr>
+        <w:t xml:space="preserve">. </w:t>
+      </w:r>
+      <w:r>
+        <w:rPr>
+          <w:rFonts w:ascii="Times New Roman" w:hAnsi="Times New Roman" w:eastAsia="Times New Roman" w:cs="Times New Roman"/>
+          <w:color w:val="000000" w:themeColor="text1" w:themeTint="FF" w:themeShade="FF"/>
+          <w:sz w:val="21"/>
+          <w:szCs w:val="21"/>
+        </w:rPr>
+        <w:t>The name is</w:t>
+      </w:r>
+    </w:p>
+    <w:p>
+      <w:pPr>
+        <w:spacing w:after="210"/>
+      </w:pPr>
+      <w:r>
+        <w:rPr>
+          <w:rFonts w:ascii="Times New Roman" w:hAnsi="Times New Roman" w:eastAsia="Times New Roman" w:cs="Times New Roman"/>
           <w:color w:val="000000" w:themeColor="text1"/>
           <w:sz w:val="21"/>
           <w:szCs w:val="21"/>
@@ -642,7 +979,7 @@
       </w:pPr>
       <w:r>
         <w:rPr>
-          <w:rFonts w:ascii="Times New Roman" w:eastAsia="Times New Roman" w:hAnsi="Times New Roman" w:cs="Times New Roman"/>
+          <w:rFonts w:ascii="Times New Roman" w:hAnsi="Times New Roman" w:eastAsia="Times New Roman" w:cs="Times New Roman"/>
           <w:color w:val="000000" w:themeColor="text1"/>
           <w:sz w:val="21"/>
           <w:szCs w:val="21"/>
@@ -656,7 +993,7 @@
       </w:pPr>
       <w:r>
         <w:rPr>
-          <w:rFonts w:ascii="Times New Roman" w:eastAsia="Times New Roman" w:hAnsi="Times New Roman" w:cs="Times New Roman"/>
+          <w:rFonts w:ascii="Times New Roman" w:hAnsi="Times New Roman" w:eastAsia="Times New Roman" w:cs="Times New Roman"/>
           <w:color w:val="000000" w:themeColor="text1"/>
           <w:sz w:val="21"/>
           <w:szCs w:val="21"/>
@@ -670,7 +1007,7 @@
       </w:pPr>
       <w:r>
         <w:rPr>
-          <w:rFonts w:ascii="Times New Roman" w:eastAsia="Times New Roman" w:hAnsi="Times New Roman" w:cs="Times New Roman"/>
+          <w:rFonts w:ascii="Times New Roman" w:hAnsi="Times New Roman" w:eastAsia="Times New Roman" w:cs="Times New Roman"/>
           <w:color w:val="000000" w:themeColor="text1"/>
           <w:sz w:val="21"/>
           <w:szCs w:val="21"/>
@@ -684,7 +1021,7 @@
       </w:pPr>
       <w:r>
         <w:rPr>
-          <w:rFonts w:ascii="Times New Roman" w:eastAsia="Times New Roman" w:hAnsi="Times New Roman" w:cs="Times New Roman"/>
+          <w:rFonts w:ascii="Times New Roman" w:hAnsi="Times New Roman" w:eastAsia="Times New Roman" w:cs="Times New Roman"/>
           <w:color w:val="000000" w:themeColor="text1"/>
           <w:sz w:val="21"/>
           <w:szCs w:val="21"/>
@@ -698,7 +1035,7 @@
       </w:pPr>
       <w:r>
         <w:rPr>
-          <w:rFonts w:ascii="Times New Roman" w:eastAsia="Times New Roman" w:hAnsi="Times New Roman" w:cs="Times New Roman"/>
+          <w:rFonts w:ascii="Times New Roman" w:hAnsi="Times New Roman" w:eastAsia="Times New Roman" w:cs="Times New Roman"/>
           <w:color w:val="000000" w:themeColor="text1"/>
           <w:sz w:val="21"/>
           <w:szCs w:val="21"/>
@@ -712,7 +1049,7 @@
       </w:pPr>
       <w:r>
         <w:rPr>
-          <w:rFonts w:ascii="Times New Roman" w:eastAsia="Times New Roman" w:hAnsi="Times New Roman" w:cs="Times New Roman"/>
+          <w:rFonts w:ascii="Times New Roman" w:hAnsi="Times New Roman" w:eastAsia="Times New Roman" w:cs="Times New Roman"/>
           <w:color w:val="000000" w:themeColor="text1"/>
           <w:sz w:val="21"/>
           <w:szCs w:val="21"/>
@@ -726,7 +1063,7 @@
       </w:pPr>
       <w:r>
         <w:rPr>
-          <w:rFonts w:ascii="Times New Roman" w:eastAsia="Times New Roman" w:hAnsi="Times New Roman" w:cs="Times New Roman"/>
+          <w:rFonts w:ascii="Times New Roman" w:hAnsi="Times New Roman" w:eastAsia="Times New Roman" w:cs="Times New Roman"/>
           <w:color w:val="000000" w:themeColor="text1"/>
           <w:sz w:val="21"/>
           <w:szCs w:val="21"/>
@@ -740,7 +1077,7 @@
       </w:pPr>
       <w:r>
         <w:rPr>
-          <w:rFonts w:ascii="Times New Roman" w:eastAsia="Times New Roman" w:hAnsi="Times New Roman" w:cs="Times New Roman"/>
+          <w:rFonts w:ascii="Times New Roman" w:hAnsi="Times New Roman" w:eastAsia="Times New Roman" w:cs="Times New Roman"/>
           <w:color w:val="000000" w:themeColor="text1"/>
           <w:sz w:val="21"/>
           <w:szCs w:val="21"/>
@@ -754,7 +1091,7 @@
       </w:pPr>
       <w:r>
         <w:rPr>
-          <w:rFonts w:ascii="Times New Roman" w:eastAsia="Times New Roman" w:hAnsi="Times New Roman" w:cs="Times New Roman"/>
+          <w:rFonts w:ascii="Times New Roman" w:hAnsi="Times New Roman" w:eastAsia="Times New Roman" w:cs="Times New Roman"/>
           <w:color w:val="000000" w:themeColor="text1"/>
           <w:sz w:val="21"/>
           <w:szCs w:val="21"/>
@@ -768,7 +1105,7 @@
       </w:pPr>
       <w:r>
         <w:rPr>
-          <w:rFonts w:ascii="Times New Roman" w:eastAsia="Times New Roman" w:hAnsi="Times New Roman" w:cs="Times New Roman"/>
+          <w:rFonts w:ascii="Times New Roman" w:hAnsi="Times New Roman" w:eastAsia="Times New Roman" w:cs="Times New Roman"/>
           <w:color w:val="000000" w:themeColor="text1"/>
           <w:sz w:val="21"/>
           <w:szCs w:val="21"/>
@@ -782,7 +1119,7 @@
       </w:pPr>
       <w:r>
         <w:rPr>
-          <w:rFonts w:ascii="Times New Roman" w:eastAsia="Times New Roman" w:hAnsi="Times New Roman" w:cs="Times New Roman"/>
+          <w:rFonts w:ascii="Times New Roman" w:hAnsi="Times New Roman" w:eastAsia="Times New Roman" w:cs="Times New Roman"/>
           <w:color w:val="000000" w:themeColor="text1"/>
           <w:sz w:val="21"/>
           <w:szCs w:val="21"/>
@@ -796,7 +1133,7 @@
       </w:pPr>
       <w:r>
         <w:rPr>
-          <w:rFonts w:ascii="Times New Roman" w:eastAsia="Times New Roman" w:hAnsi="Times New Roman" w:cs="Times New Roman"/>
+          <w:rFonts w:ascii="Times New Roman" w:hAnsi="Times New Roman" w:eastAsia="Times New Roman" w:cs="Times New Roman"/>
           <w:color w:val="000000" w:themeColor="text1"/>
           <w:sz w:val="21"/>
           <w:szCs w:val="21"/>
@@ -810,7 +1147,7 @@
       </w:pPr>
       <w:r>
         <w:rPr>
-          <w:rFonts w:ascii="Times New Roman" w:eastAsia="Times New Roman" w:hAnsi="Times New Roman" w:cs="Times New Roman"/>
+          <w:rFonts w:ascii="Times New Roman" w:hAnsi="Times New Roman" w:eastAsia="Times New Roman" w:cs="Times New Roman"/>
           <w:color w:val="000000" w:themeColor="text1"/>
           <w:sz w:val="21"/>
           <w:szCs w:val="21"/>
@@ -824,7 +1161,7 @@
       </w:pPr>
       <w:r>
         <w:rPr>
-          <w:rFonts w:ascii="Times New Roman" w:eastAsia="Times New Roman" w:hAnsi="Times New Roman" w:cs="Times New Roman"/>
+          <w:rFonts w:ascii="Times New Roman" w:hAnsi="Times New Roman" w:eastAsia="Times New Roman" w:cs="Times New Roman"/>
           <w:color w:val="000000" w:themeColor="text1"/>
           <w:sz w:val="21"/>
           <w:szCs w:val="21"/>
@@ -838,7 +1175,7 @@
       </w:pPr>
       <w:r>
         <w:rPr>
-          <w:rFonts w:ascii="Times New Roman" w:eastAsia="Times New Roman" w:hAnsi="Times New Roman" w:cs="Times New Roman"/>
+          <w:rFonts w:ascii="Times New Roman" w:hAnsi="Times New Roman" w:eastAsia="Times New Roman" w:cs="Times New Roman"/>
           <w:color w:val="000000" w:themeColor="text1"/>
           <w:sz w:val="21"/>
           <w:szCs w:val="21"/>
@@ -852,7 +1189,7 @@
       </w:pPr>
       <w:r>
         <w:rPr>
-          <w:rFonts w:ascii="Times New Roman" w:eastAsia="Times New Roman" w:hAnsi="Times New Roman" w:cs="Times New Roman"/>
+          <w:rFonts w:ascii="Times New Roman" w:hAnsi="Times New Roman" w:eastAsia="Times New Roman" w:cs="Times New Roman"/>
           <w:color w:val="000000" w:themeColor="text1"/>
           <w:sz w:val="21"/>
           <w:szCs w:val="21"/>
@@ -864,7 +1201,7 @@
       </w:r>
       <w:r>
         <w:rPr>
-          <w:rFonts w:ascii="Times New Roman" w:eastAsia="Times New Roman" w:hAnsi="Times New Roman" w:cs="Times New Roman"/>
+          <w:rFonts w:ascii="Times New Roman" w:hAnsi="Times New Roman" w:eastAsia="Times New Roman" w:cs="Times New Roman"/>
           <w:color w:val="000000" w:themeColor="text1"/>
           <w:sz w:val="21"/>
           <w:szCs w:val="21"/>
@@ -876,7 +1213,7 @@
       </w:r>
       <w:r>
         <w:rPr>
-          <w:rFonts w:ascii="Times New Roman" w:eastAsia="Times New Roman" w:hAnsi="Times New Roman" w:cs="Times New Roman"/>
+          <w:rFonts w:ascii="Times New Roman" w:hAnsi="Times New Roman" w:eastAsia="Times New Roman" w:cs="Times New Roman"/>
           <w:color w:val="000000" w:themeColor="text1"/>
           <w:sz w:val="21"/>
           <w:szCs w:val="21"/>
@@ -888,7 +1225,7 @@
       </w:r>
       <w:r>
         <w:rPr>
-          <w:rFonts w:ascii="Times New Roman" w:eastAsia="Times New Roman" w:hAnsi="Times New Roman" w:cs="Times New Roman"/>
+          <w:rFonts w:ascii="Times New Roman" w:hAnsi="Times New Roman" w:eastAsia="Times New Roman" w:cs="Times New Roman"/>
           <w:color w:val="000000" w:themeColor="text1"/>
           <w:sz w:val="21"/>
           <w:szCs w:val="21"/>
@@ -902,7 +1239,7 @@
       </w:pPr>
       <w:r>
         <w:rPr>
-          <w:rFonts w:ascii="Times New Roman" w:eastAsia="Times New Roman" w:hAnsi="Times New Roman" w:cs="Times New Roman"/>
+          <w:rFonts w:ascii="Times New Roman" w:hAnsi="Times New Roman" w:eastAsia="Times New Roman" w:cs="Times New Roman"/>
           <w:color w:val="000000" w:themeColor="text1"/>
           <w:sz w:val="21"/>
           <w:szCs w:val="21"/>
@@ -916,7 +1253,7 @@
       </w:pPr>
       <w:r>
         <w:rPr>
-          <w:rFonts w:ascii="Times New Roman" w:eastAsia="Times New Roman" w:hAnsi="Times New Roman" w:cs="Times New Roman"/>
+          <w:rFonts w:ascii="Times New Roman" w:hAnsi="Times New Roman" w:eastAsia="Times New Roman" w:cs="Times New Roman"/>
           <w:color w:val="000000" w:themeColor="text1"/>
           <w:sz w:val="21"/>
           <w:szCs w:val="21"/>
@@ -930,7 +1267,7 @@
       </w:pPr>
       <w:r>
         <w:rPr>
-          <w:rFonts w:ascii="Times New Roman" w:eastAsia="Times New Roman" w:hAnsi="Times New Roman" w:cs="Times New Roman"/>
+          <w:rFonts w:ascii="Times New Roman" w:hAnsi="Times New Roman" w:eastAsia="Times New Roman" w:cs="Times New Roman"/>
           <w:color w:val="000000" w:themeColor="text1"/>
           <w:sz w:val="21"/>
           <w:szCs w:val="21"/>
@@ -944,7 +1281,7 @@
       </w:pPr>
       <w:r>
         <w:rPr>
-          <w:rFonts w:ascii="Times New Roman" w:eastAsia="Times New Roman" w:hAnsi="Times New Roman" w:cs="Times New Roman"/>
+          <w:rFonts w:ascii="Times New Roman" w:hAnsi="Times New Roman" w:eastAsia="Times New Roman" w:cs="Times New Roman"/>
           <w:color w:val="000000" w:themeColor="text1"/>
           <w:sz w:val="21"/>
           <w:szCs w:val="21"/>
@@ -958,7 +1295,7 @@
       </w:pPr>
       <w:r>
         <w:rPr>
-          <w:rFonts w:ascii="Times New Roman" w:eastAsia="Times New Roman" w:hAnsi="Times New Roman" w:cs="Times New Roman"/>
+          <w:rFonts w:ascii="Times New Roman" w:hAnsi="Times New Roman" w:eastAsia="Times New Roman" w:cs="Times New Roman"/>
           <w:color w:val="000000" w:themeColor="text1"/>
           <w:sz w:val="21"/>
           <w:szCs w:val="21"/>
@@ -972,7 +1309,7 @@
       </w:pPr>
       <w:r>
         <w:rPr>
-          <w:rFonts w:ascii="Times New Roman" w:eastAsia="Times New Roman" w:hAnsi="Times New Roman" w:cs="Times New Roman"/>
+          <w:rFonts w:ascii="Times New Roman" w:hAnsi="Times New Roman" w:eastAsia="Times New Roman" w:cs="Times New Roman"/>
           <w:color w:val="000000" w:themeColor="text1"/>
           <w:sz w:val="21"/>
           <w:szCs w:val="21"/>
@@ -986,7 +1323,7 @@
       </w:pPr>
       <w:r>
         <w:rPr>
-          <w:rFonts w:ascii="Times New Roman" w:eastAsia="Times New Roman" w:hAnsi="Times New Roman" w:cs="Times New Roman"/>
+          <w:rFonts w:ascii="Times New Roman" w:hAnsi="Times New Roman" w:eastAsia="Times New Roman" w:cs="Times New Roman"/>
           <w:color w:val="000000" w:themeColor="text1"/>
           <w:sz w:val="21"/>
           <w:szCs w:val="21"/>
@@ -998,7 +1335,7 @@
       </w:r>
       <w:r>
         <w:rPr>
-          <w:rFonts w:ascii="Times New Roman" w:eastAsia="Times New Roman" w:hAnsi="Times New Roman" w:cs="Times New Roman"/>
+          <w:rFonts w:ascii="Times New Roman" w:hAnsi="Times New Roman" w:eastAsia="Times New Roman" w:cs="Times New Roman"/>
           <w:color w:val="000000" w:themeColor="text1"/>
           <w:sz w:val="21"/>
           <w:szCs w:val="21"/>
@@ -1010,7 +1347,7 @@
       </w:r>
       <w:r>
         <w:rPr>
-          <w:rFonts w:ascii="Times New Roman" w:eastAsia="Times New Roman" w:hAnsi="Times New Roman" w:cs="Times New Roman"/>
+          <w:rFonts w:ascii="Times New Roman" w:hAnsi="Times New Roman" w:eastAsia="Times New Roman" w:cs="Times New Roman"/>
           <w:color w:val="000000" w:themeColor="text1"/>
           <w:sz w:val="21"/>
           <w:szCs w:val="21"/>
@@ -1022,7 +1359,7 @@
       </w:r>
       <w:r>
         <w:rPr>
-          <w:rFonts w:ascii="Times New Roman" w:eastAsia="Times New Roman" w:hAnsi="Times New Roman" w:cs="Times New Roman"/>
+          <w:rFonts w:ascii="Times New Roman" w:hAnsi="Times New Roman" w:eastAsia="Times New Roman" w:cs="Times New Roman"/>
           <w:color w:val="000000" w:themeColor="text1"/>
           <w:sz w:val="21"/>
           <w:szCs w:val="21"/>
@@ -1034,7 +1371,7 @@
       </w:r>
       <w:r>
         <w:rPr>
-          <w:rFonts w:ascii="Times New Roman" w:eastAsia="Times New Roman" w:hAnsi="Times New Roman" w:cs="Times New Roman"/>
+          <w:rFonts w:ascii="Times New Roman" w:hAnsi="Times New Roman" w:eastAsia="Times New Roman" w:cs="Times New Roman"/>
           <w:color w:val="000000" w:themeColor="text1"/>
           <w:sz w:val="21"/>
           <w:szCs w:val="21"/>
@@ -1048,7 +1385,7 @@
       </w:pPr>
       <w:r>
         <w:rPr>
-          <w:rFonts w:ascii="Times New Roman" w:eastAsia="Times New Roman" w:hAnsi="Times New Roman" w:cs="Times New Roman"/>
+          <w:rFonts w:ascii="Times New Roman" w:hAnsi="Times New Roman" w:eastAsia="Times New Roman" w:cs="Times New Roman"/>
           <w:color w:val="000000" w:themeColor="text1"/>
           <w:sz w:val="21"/>
           <w:szCs w:val="21"/>
@@ -1062,7 +1399,7 @@
       </w:pPr>
       <w:r>
         <w:rPr>
-          <w:rFonts w:ascii="Times New Roman" w:eastAsia="Times New Roman" w:hAnsi="Times New Roman" w:cs="Times New Roman"/>
+          <w:rFonts w:ascii="Times New Roman" w:hAnsi="Times New Roman" w:eastAsia="Times New Roman" w:cs="Times New Roman"/>
           <w:color w:val="000000" w:themeColor="text1"/>
           <w:sz w:val="21"/>
           <w:szCs w:val="21"/>
@@ -1076,7 +1413,7 @@
       </w:pPr>
       <w:r>
         <w:rPr>
-          <w:rFonts w:ascii="Times New Roman" w:eastAsia="Times New Roman" w:hAnsi="Times New Roman" w:cs="Times New Roman"/>
+          <w:rFonts w:ascii="Times New Roman" w:hAnsi="Times New Roman" w:eastAsia="Times New Roman" w:cs="Times New Roman"/>
           <w:color w:val="000000" w:themeColor="text1"/>
           <w:sz w:val="21"/>
           <w:szCs w:val="21"/>
@@ -1090,7 +1427,7 @@
       </w:pPr>
       <w:r>
         <w:rPr>
-          <w:rFonts w:ascii="Times New Roman" w:eastAsia="Times New Roman" w:hAnsi="Times New Roman" w:cs="Times New Roman"/>
+          <w:rFonts w:ascii="Times New Roman" w:hAnsi="Times New Roman" w:eastAsia="Times New Roman" w:cs="Times New Roman"/>
           <w:color w:val="000000" w:themeColor="text1"/>
           <w:sz w:val="21"/>
           <w:szCs w:val="21"/>
@@ -1104,7 +1441,7 @@
       </w:pPr>
       <w:r>
         <w:rPr>
-          <w:rFonts w:ascii="Times New Roman" w:eastAsia="Times New Roman" w:hAnsi="Times New Roman" w:cs="Times New Roman"/>
+          <w:rFonts w:ascii="Times New Roman" w:hAnsi="Times New Roman" w:eastAsia="Times New Roman" w:cs="Times New Roman"/>
           <w:color w:val="000000" w:themeColor="text1"/>
           <w:sz w:val="21"/>
           <w:szCs w:val="21"/>
@@ -1118,7 +1455,7 @@
       </w:pPr>
       <w:r>
         <w:rPr>
-          <w:rFonts w:ascii="Times New Roman" w:eastAsia="Times New Roman" w:hAnsi="Times New Roman" w:cs="Times New Roman"/>
+          <w:rFonts w:ascii="Times New Roman" w:hAnsi="Times New Roman" w:eastAsia="Times New Roman" w:cs="Times New Roman"/>
           <w:color w:val="000000" w:themeColor="text1"/>
           <w:sz w:val="21"/>
           <w:szCs w:val="21"/>
@@ -1132,7 +1469,7 @@
       </w:pPr>
       <w:r>
         <w:rPr>
-          <w:rFonts w:ascii="Times New Roman" w:eastAsia="Times New Roman" w:hAnsi="Times New Roman" w:cs="Times New Roman"/>
+          <w:rFonts w:ascii="Times New Roman" w:hAnsi="Times New Roman" w:eastAsia="Times New Roman" w:cs="Times New Roman"/>
           <w:color w:val="000000" w:themeColor="text1"/>
           <w:sz w:val="21"/>
           <w:szCs w:val="21"/>
@@ -1146,7 +1483,7 @@
       </w:pPr>
       <w:r>
         <w:rPr>
-          <w:rFonts w:ascii="Times New Roman" w:eastAsia="Times New Roman" w:hAnsi="Times New Roman" w:cs="Times New Roman"/>
+          <w:rFonts w:ascii="Times New Roman" w:hAnsi="Times New Roman" w:eastAsia="Times New Roman" w:cs="Times New Roman"/>
           <w:color w:val="000000" w:themeColor="text1"/>
           <w:sz w:val="21"/>
           <w:szCs w:val="21"/>
@@ -1160,7 +1497,7 @@
       </w:pPr>
       <w:r>
         <w:rPr>
-          <w:rFonts w:ascii="Times New Roman" w:eastAsia="Times New Roman" w:hAnsi="Times New Roman" w:cs="Times New Roman"/>
+          <w:rFonts w:ascii="Times New Roman" w:hAnsi="Times New Roman" w:eastAsia="Times New Roman" w:cs="Times New Roman"/>
           <w:color w:val="000000" w:themeColor="text1"/>
           <w:sz w:val="21"/>
           <w:szCs w:val="21"/>
@@ -1174,7 +1511,7 @@
       </w:pPr>
       <w:r>
         <w:rPr>
-          <w:rFonts w:ascii="Times New Roman" w:eastAsia="Times New Roman" w:hAnsi="Times New Roman" w:cs="Times New Roman"/>
+          <w:rFonts w:ascii="Times New Roman" w:hAnsi="Times New Roman" w:eastAsia="Times New Roman" w:cs="Times New Roman"/>
           <w:color w:val="000000" w:themeColor="text1"/>
           <w:sz w:val="21"/>
           <w:szCs w:val="21"/>
@@ -1188,7 +1525,7 @@
       </w:pPr>
       <w:r>
         <w:rPr>
-          <w:rFonts w:ascii="Times New Roman" w:eastAsia="Times New Roman" w:hAnsi="Times New Roman" w:cs="Times New Roman"/>
+          <w:rFonts w:ascii="Times New Roman" w:hAnsi="Times New Roman" w:eastAsia="Times New Roman" w:cs="Times New Roman"/>
           <w:color w:val="000000" w:themeColor="text1"/>
           <w:sz w:val="21"/>
           <w:szCs w:val="21"/>
@@ -1202,7 +1539,7 @@
       </w:pPr>
       <w:r>
         <w:rPr>
-          <w:rFonts w:ascii="Times New Roman" w:eastAsia="Times New Roman" w:hAnsi="Times New Roman" w:cs="Times New Roman"/>
+          <w:rFonts w:ascii="Times New Roman" w:hAnsi="Times New Roman" w:eastAsia="Times New Roman" w:cs="Times New Roman"/>
           <w:color w:val="000000" w:themeColor="text1"/>
           <w:sz w:val="21"/>
           <w:szCs w:val="21"/>
@@ -1216,7 +1553,7 @@
       </w:pPr>
       <w:r>
         <w:rPr>
-          <w:rFonts w:ascii="Times New Roman" w:eastAsia="Times New Roman" w:hAnsi="Times New Roman" w:cs="Times New Roman"/>
+          <w:rFonts w:ascii="Times New Roman" w:hAnsi="Times New Roman" w:eastAsia="Times New Roman" w:cs="Times New Roman"/>
           <w:color w:val="000000" w:themeColor="text1"/>
           <w:sz w:val="21"/>
           <w:szCs w:val="21"/>
@@ -1228,7 +1565,7 @@
       </w:r>
       <w:r>
         <w:rPr>
-          <w:rFonts w:ascii="Times New Roman" w:eastAsia="Times New Roman" w:hAnsi="Times New Roman" w:cs="Times New Roman"/>
+          <w:rFonts w:ascii="Times New Roman" w:hAnsi="Times New Roman" w:eastAsia="Times New Roman" w:cs="Times New Roman"/>
           <w:color w:val="000000" w:themeColor="text1"/>
           <w:sz w:val="21"/>
           <w:szCs w:val="21"/>
@@ -1240,7 +1577,7 @@
       </w:r>
       <w:r>
         <w:rPr>
-          <w:rFonts w:ascii="Times New Roman" w:eastAsia="Times New Roman" w:hAnsi="Times New Roman" w:cs="Times New Roman"/>
+          <w:rFonts w:ascii="Times New Roman" w:hAnsi="Times New Roman" w:eastAsia="Times New Roman" w:cs="Times New Roman"/>
           <w:color w:val="000000" w:themeColor="text1"/>
           <w:sz w:val="21"/>
           <w:szCs w:val="21"/>
@@ -1252,7 +1589,7 @@
       </w:r>
       <w:r>
         <w:rPr>
-          <w:rFonts w:ascii="Times New Roman" w:eastAsia="Times New Roman" w:hAnsi="Times New Roman" w:cs="Times New Roman"/>
+          <w:rFonts w:ascii="Times New Roman" w:hAnsi="Times New Roman" w:eastAsia="Times New Roman" w:cs="Times New Roman"/>
           <w:color w:val="000000" w:themeColor="text1"/>
           <w:sz w:val="21"/>
           <w:szCs w:val="21"/>
@@ -1264,7 +1601,7 @@
       </w:r>
       <w:r>
         <w:rPr>
-          <w:rFonts w:ascii="Times New Roman" w:eastAsia="Times New Roman" w:hAnsi="Times New Roman" w:cs="Times New Roman"/>
+          <w:rFonts w:ascii="Times New Roman" w:hAnsi="Times New Roman" w:eastAsia="Times New Roman" w:cs="Times New Roman"/>
           <w:color w:val="000000" w:themeColor="text1"/>
           <w:sz w:val="21"/>
           <w:szCs w:val="21"/>
@@ -1276,7 +1613,7 @@
       </w:r>
       <w:r>
         <w:rPr>
-          <w:rFonts w:ascii="Times New Roman" w:eastAsia="Times New Roman" w:hAnsi="Times New Roman" w:cs="Times New Roman"/>
+          <w:rFonts w:ascii="Times New Roman" w:hAnsi="Times New Roman" w:eastAsia="Times New Roman" w:cs="Times New Roman"/>
           <w:color w:val="000000" w:themeColor="text1"/>
           <w:sz w:val="21"/>
           <w:szCs w:val="21"/>
@@ -1288,7 +1625,7 @@
       </w:r>
       <w:r>
         <w:rPr>
-          <w:rFonts w:ascii="Times New Roman" w:eastAsia="Times New Roman" w:hAnsi="Times New Roman" w:cs="Times New Roman"/>
+          <w:rFonts w:ascii="Times New Roman" w:hAnsi="Times New Roman" w:eastAsia="Times New Roman" w:cs="Times New Roman"/>
           <w:color w:val="000000" w:themeColor="text1"/>
           <w:sz w:val="21"/>
           <w:szCs w:val="21"/>
@@ -1302,7 +1639,7 @@
       </w:pPr>
       <w:r>
         <w:rPr>
-          <w:rFonts w:ascii="Times New Roman" w:eastAsia="Times New Roman" w:hAnsi="Times New Roman" w:cs="Times New Roman"/>
+          <w:rFonts w:ascii="Times New Roman" w:hAnsi="Times New Roman" w:eastAsia="Times New Roman" w:cs="Times New Roman"/>
           <w:color w:val="000000" w:themeColor="text1"/>
           <w:sz w:val="21"/>
           <w:szCs w:val="21"/>
@@ -1321,7 +1658,7 @@
     <w:sectPr>
       <w:headerReference w:type="default" r:id="rId7"/>
       <w:footerReference w:type="default" r:id="rId8"/>
-      <w:pgSz w:w="8957" w:h="29480"/>
+      <w:pgSz w:w="8957" w:h="29480" w:orient="portrait"/>
       <w:pgMar w:top="720" w:right="680" w:bottom="720" w:left="680" w:header="708" w:footer="708" w:gutter="0"/>
       <w:paperSrc w:first="1" w:other="1"/>
       <w:cols w:space="720"/>
@@ -1410,7 +1747,7 @@
   <w:docDefaults>
     <w:rPrDefault>
       <w:rPr>
-        <w:rFonts w:asciiTheme="minorHAnsi" w:eastAsiaTheme="minorEastAsia" w:hAnsiTheme="minorHAnsi" w:cstheme="minorBidi"/>
+        <w:rFonts w:asciiTheme="minorHAnsi" w:hAnsiTheme="minorHAnsi" w:eastAsiaTheme="minorEastAsia" w:cstheme="minorBidi"/>
         <w:sz w:val="22"/>
         <w:szCs w:val="22"/>
         <w:lang w:val="en-US" w:eastAsia="ja-JP" w:bidi="ar-SA"/>
@@ -1425,14 +1762,14 @@
   <w:latentStyles w:defLockedState="0" w:defUIPriority="99" w:defSemiHidden="0" w:defUnhideWhenUsed="0" w:defQFormat="0" w:count="376">
     <w:lsdException w:name="Normal" w:uiPriority="0" w:qFormat="1"/>
     <w:lsdException w:name="heading 1" w:uiPriority="9" w:qFormat="1"/>
-    <w:lsdException w:name="heading 2" w:semiHidden="1" w:uiPriority="9" w:unhideWhenUsed="1" w:qFormat="1"/>
-    <w:lsdException w:name="heading 3" w:semiHidden="1" w:uiPriority="9" w:unhideWhenUsed="1" w:qFormat="1"/>
-    <w:lsdException w:name="heading 4" w:semiHidden="1" w:uiPriority="9" w:unhideWhenUsed="1" w:qFormat="1"/>
-    <w:lsdException w:name="heading 5" w:semiHidden="1" w:uiPriority="9" w:unhideWhenUsed="1" w:qFormat="1"/>
-    <w:lsdException w:name="heading 6" w:semiHidden="1" w:uiPriority="9" w:unhideWhenUsed="1" w:qFormat="1"/>
-    <w:lsdException w:name="heading 7" w:semiHidden="1" w:uiPriority="9" w:unhideWhenUsed="1" w:qFormat="1"/>
-    <w:lsdException w:name="heading 8" w:semiHidden="1" w:uiPriority="9" w:unhideWhenUsed="1" w:qFormat="1"/>
-    <w:lsdException w:name="heading 9" w:semiHidden="1" w:uiPriority="9" w:unhideWhenUsed="1" w:qFormat="1"/>
+    <w:lsdException w:name="heading 2" w:uiPriority="9" w:semiHidden="1" w:unhideWhenUsed="1" w:qFormat="1"/>
+    <w:lsdException w:name="heading 3" w:uiPriority="9" w:semiHidden="1" w:unhideWhenUsed="1" w:qFormat="1"/>
+    <w:lsdException w:name="heading 4" w:uiPriority="9" w:semiHidden="1" w:unhideWhenUsed="1" w:qFormat="1"/>
+    <w:lsdException w:name="heading 5" w:uiPriority="9" w:semiHidden="1" w:unhideWhenUsed="1" w:qFormat="1"/>
+    <w:lsdException w:name="heading 6" w:uiPriority="9" w:semiHidden="1" w:unhideWhenUsed="1" w:qFormat="1"/>
+    <w:lsdException w:name="heading 7" w:uiPriority="9" w:semiHidden="1" w:unhideWhenUsed="1" w:qFormat="1"/>
+    <w:lsdException w:name="heading 8" w:uiPriority="9" w:semiHidden="1" w:unhideWhenUsed="1" w:qFormat="1"/>
+    <w:lsdException w:name="heading 9" w:uiPriority="9" w:semiHidden="1" w:unhideWhenUsed="1" w:qFormat="1"/>
     <w:lsdException w:name="index 1" w:semiHidden="1" w:unhideWhenUsed="1"/>
     <w:lsdException w:name="index 2" w:semiHidden="1" w:unhideWhenUsed="1"/>
     <w:lsdException w:name="index 3" w:semiHidden="1" w:unhideWhenUsed="1"/>
@@ -1442,22 +1779,22 @@
     <w:lsdException w:name="index 7" w:semiHidden="1" w:unhideWhenUsed="1"/>
     <w:lsdException w:name="index 8" w:semiHidden="1" w:unhideWhenUsed="1"/>
     <w:lsdException w:name="index 9" w:semiHidden="1" w:unhideWhenUsed="1"/>
-    <w:lsdException w:name="toc 1" w:semiHidden="1" w:uiPriority="39" w:unhideWhenUsed="1"/>
-    <w:lsdException w:name="toc 2" w:semiHidden="1" w:uiPriority="39" w:unhideWhenUsed="1"/>
-    <w:lsdException w:name="toc 3" w:semiHidden="1" w:uiPriority="39" w:unhideWhenUsed="1"/>
-    <w:lsdException w:name="toc 4" w:semiHidden="1" w:uiPriority="39" w:unhideWhenUsed="1"/>
-    <w:lsdException w:name="toc 5" w:semiHidden="1" w:uiPriority="39" w:unhideWhenUsed="1"/>
-    <w:lsdException w:name="toc 6" w:semiHidden="1" w:uiPriority="39" w:unhideWhenUsed="1"/>
-    <w:lsdException w:name="toc 7" w:semiHidden="1" w:uiPriority="39" w:unhideWhenUsed="1"/>
-    <w:lsdException w:name="toc 8" w:semiHidden="1" w:uiPriority="39" w:unhideWhenUsed="1"/>
-    <w:lsdException w:name="toc 9" w:semiHidden="1" w:uiPriority="39" w:unhideWhenUsed="1"/>
+    <w:lsdException w:name="toc 1" w:uiPriority="39" w:semiHidden="1" w:unhideWhenUsed="1"/>
+    <w:lsdException w:name="toc 2" w:uiPriority="39" w:semiHidden="1" w:unhideWhenUsed="1"/>
+    <w:lsdException w:name="toc 3" w:uiPriority="39" w:semiHidden="1" w:unhideWhenUsed="1"/>
+    <w:lsdException w:name="toc 4" w:uiPriority="39" w:semiHidden="1" w:unhideWhenUsed="1"/>
+    <w:lsdException w:name="toc 5" w:uiPriority="39" w:semiHidden="1" w:unhideWhenUsed="1"/>
+    <w:lsdException w:name="toc 6" w:uiPriority="39" w:semiHidden="1" w:unhideWhenUsed="1"/>
+    <w:lsdException w:name="toc 7" w:uiPriority="39" w:semiHidden="1" w:unhideWhenUsed="1"/>
+    <w:lsdException w:name="toc 8" w:uiPriority="39" w:semiHidden="1" w:unhideWhenUsed="1"/>
+    <w:lsdException w:name="toc 9" w:uiPriority="39" w:semiHidden="1" w:unhideWhenUsed="1"/>
     <w:lsdException w:name="Normal Indent" w:semiHidden="1" w:unhideWhenUsed="1"/>
     <w:lsdException w:name="footnote text" w:semiHidden="1" w:unhideWhenUsed="1"/>
     <w:lsdException w:name="annotation text" w:semiHidden="1" w:unhideWhenUsed="1"/>
     <w:lsdException w:name="header" w:semiHidden="1" w:unhideWhenUsed="1"/>
     <w:lsdException w:name="footer" w:semiHidden="1" w:unhideWhenUsed="1"/>
     <w:lsdException w:name="index heading" w:semiHidden="1" w:unhideWhenUsed="1"/>
-    <w:lsdException w:name="caption" w:semiHidden="1" w:uiPriority="35" w:unhideWhenUsed="1" w:qFormat="1"/>
+    <w:lsdException w:name="caption" w:uiPriority="35" w:semiHidden="1" w:unhideWhenUsed="1" w:qFormat="1"/>
     <w:lsdException w:name="table of figures" w:semiHidden="1" w:unhideWhenUsed="1"/>
     <w:lsdException w:name="envelope address" w:semiHidden="1" w:unhideWhenUsed="1"/>
     <w:lsdException w:name="envelope return" w:semiHidden="1" w:unhideWhenUsed="1"/>
@@ -1488,7 +1825,7 @@
     <w:lsdException w:name="Title" w:uiPriority="10" w:qFormat="1"/>
     <w:lsdException w:name="Closing" w:semiHidden="1" w:unhideWhenUsed="1"/>
     <w:lsdException w:name="Signature" w:semiHidden="1" w:unhideWhenUsed="1"/>
-    <w:lsdException w:name="Default Paragraph Font" w:semiHidden="1" w:uiPriority="1" w:unhideWhenUsed="1"/>
+    <w:lsdException w:name="Default Paragraph Font" w:uiPriority="1" w:semiHidden="1" w:unhideWhenUsed="1"/>
     <w:lsdException w:name="Body Text" w:semiHidden="1" w:unhideWhenUsed="1"/>
     <w:lsdException w:name="Body Text Indent" w:semiHidden="1" w:unhideWhenUsed="1"/>
     <w:lsdException w:name="List Continue" w:semiHidden="1" w:unhideWhenUsed="1"/>
@@ -1688,8 +2025,8 @@
     <w:lsdException w:name="Subtle Reference" w:uiPriority="31" w:qFormat="1"/>
     <w:lsdException w:name="Intense Reference" w:uiPriority="32" w:qFormat="1"/>
     <w:lsdException w:name="Book Title" w:uiPriority="33" w:qFormat="1"/>
-    <w:lsdException w:name="Bibliography" w:semiHidden="1" w:uiPriority="37" w:unhideWhenUsed="1"/>
-    <w:lsdException w:name="TOC Heading" w:semiHidden="1" w:uiPriority="39" w:unhideWhenUsed="1" w:qFormat="1"/>
+    <w:lsdException w:name="Bibliography" w:uiPriority="37" w:semiHidden="1" w:unhideWhenUsed="1"/>
+    <w:lsdException w:name="TOC Heading" w:uiPriority="39" w:semiHidden="1" w:unhideWhenUsed="1" w:qFormat="1"/>
     <w:lsdException w:name="Plain Table 1" w:uiPriority="41"/>
     <w:lsdException w:name="Plain Table 2" w:uiPriority="42"/>
     <w:lsdException w:name="Plain Table 3" w:uiPriority="43"/>
@@ -1800,7 +2137,7 @@
     <w:lsdException w:name="Unresolved Mention" w:semiHidden="1" w:unhideWhenUsed="1"/>
     <w:lsdException w:name="Smart Link" w:semiHidden="1" w:unhideWhenUsed="1"/>
   </w:latentStyles>
-  <w:style w:type="paragraph" w:default="1" w:styleId="Normal">
+  <w:style w:type="paragraph" w:styleId="Normal" w:default="1">
     <w:name w:val="Normal"/>
     <w:qFormat/>
   </w:style>
@@ -1818,7 +2155,7 @@
       <w:outlineLvl w:val="0"/>
     </w:pPr>
     <w:rPr>
-      <w:rFonts w:asciiTheme="majorHAnsi" w:eastAsiaTheme="majorEastAsia" w:hAnsiTheme="majorHAnsi" w:cstheme="majorBidi"/>
+      <w:rFonts w:asciiTheme="majorHAnsi" w:hAnsiTheme="majorHAnsi" w:eastAsiaTheme="majorEastAsia" w:cstheme="majorBidi"/>
       <w:b/>
       <w:bCs/>
       <w:color w:val="2F5496" w:themeColor="accent1" w:themeShade="BF"/>
@@ -1842,7 +2179,7 @@
       <w:outlineLvl w:val="1"/>
     </w:pPr>
     <w:rPr>
-      <w:rFonts w:asciiTheme="majorHAnsi" w:eastAsiaTheme="majorEastAsia" w:hAnsiTheme="majorHAnsi" w:cstheme="majorBidi"/>
+      <w:rFonts w:asciiTheme="majorHAnsi" w:hAnsiTheme="majorHAnsi" w:eastAsiaTheme="majorEastAsia" w:cstheme="majorBidi"/>
       <w:b/>
       <w:bCs/>
       <w:color w:val="4472C4" w:themeColor="accent1"/>
@@ -1866,7 +2203,7 @@
       <w:outlineLvl w:val="2"/>
     </w:pPr>
     <w:rPr>
-      <w:rFonts w:asciiTheme="majorHAnsi" w:eastAsiaTheme="majorEastAsia" w:hAnsiTheme="majorHAnsi" w:cstheme="majorBidi"/>
+      <w:rFonts w:asciiTheme="majorHAnsi" w:hAnsiTheme="majorHAnsi" w:eastAsiaTheme="majorEastAsia" w:cstheme="majorBidi"/>
       <w:b/>
       <w:bCs/>
       <w:color w:val="4472C4" w:themeColor="accent1"/>
@@ -1888,7 +2225,7 @@
       <w:outlineLvl w:val="3"/>
     </w:pPr>
     <w:rPr>
-      <w:rFonts w:asciiTheme="majorHAnsi" w:eastAsiaTheme="majorEastAsia" w:hAnsiTheme="majorHAnsi" w:cstheme="majorBidi"/>
+      <w:rFonts w:asciiTheme="majorHAnsi" w:hAnsiTheme="majorHAnsi" w:eastAsiaTheme="majorEastAsia" w:cstheme="majorBidi"/>
       <w:b/>
       <w:bCs/>
       <w:i/>
@@ -1912,7 +2249,7 @@
       <w:outlineLvl w:val="4"/>
     </w:pPr>
     <w:rPr>
-      <w:rFonts w:asciiTheme="majorHAnsi" w:eastAsiaTheme="majorEastAsia" w:hAnsiTheme="majorHAnsi" w:cstheme="majorBidi"/>
+      <w:rFonts w:asciiTheme="majorHAnsi" w:hAnsiTheme="majorHAnsi" w:eastAsiaTheme="majorEastAsia" w:cstheme="majorBidi"/>
       <w:color w:val="1F3763" w:themeColor="accent1" w:themeShade="7F"/>
     </w:rPr>
   </w:style>
@@ -1932,7 +2269,7 @@
       <w:outlineLvl w:val="5"/>
     </w:pPr>
     <w:rPr>
-      <w:rFonts w:asciiTheme="majorHAnsi" w:eastAsiaTheme="majorEastAsia" w:hAnsiTheme="majorHAnsi" w:cstheme="majorBidi"/>
+      <w:rFonts w:asciiTheme="majorHAnsi" w:hAnsiTheme="majorHAnsi" w:eastAsiaTheme="majorEastAsia" w:cstheme="majorBidi"/>
       <w:i/>
       <w:iCs/>
       <w:color w:val="1F3763" w:themeColor="accent1" w:themeShade="7F"/>
@@ -1954,7 +2291,7 @@
       <w:outlineLvl w:val="6"/>
     </w:pPr>
     <w:rPr>
-      <w:rFonts w:asciiTheme="majorHAnsi" w:eastAsiaTheme="majorEastAsia" w:hAnsiTheme="majorHAnsi" w:cstheme="majorBidi"/>
+      <w:rFonts w:asciiTheme="majorHAnsi" w:hAnsiTheme="majorHAnsi" w:eastAsiaTheme="majorEastAsia" w:cstheme="majorBidi"/>
       <w:i/>
       <w:iCs/>
       <w:color w:val="404040" w:themeColor="text1" w:themeTint="BF"/>
@@ -1976,7 +2313,7 @@
       <w:outlineLvl w:val="7"/>
     </w:pPr>
     <w:rPr>
-      <w:rFonts w:asciiTheme="majorHAnsi" w:eastAsiaTheme="majorEastAsia" w:hAnsiTheme="majorHAnsi" w:cstheme="majorBidi"/>
+      <w:rFonts w:asciiTheme="majorHAnsi" w:hAnsiTheme="majorHAnsi" w:eastAsiaTheme="majorEastAsia" w:cstheme="majorBidi"/>
       <w:color w:val="404040" w:themeColor="text1" w:themeTint="BF"/>
       <w:sz w:val="20"/>
       <w:szCs w:val="20"/>
@@ -1998,7 +2335,7 @@
       <w:outlineLvl w:val="8"/>
     </w:pPr>
     <w:rPr>
-      <w:rFonts w:asciiTheme="majorHAnsi" w:eastAsiaTheme="majorEastAsia" w:hAnsiTheme="majorHAnsi" w:cstheme="majorBidi"/>
+      <w:rFonts w:asciiTheme="majorHAnsi" w:hAnsiTheme="majorHAnsi" w:eastAsiaTheme="majorEastAsia" w:cstheme="majorBidi"/>
       <w:i/>
       <w:iCs/>
       <w:color w:val="404040" w:themeColor="text1" w:themeTint="BF"/>
@@ -2006,13 +2343,13 @@
       <w:szCs w:val="20"/>
     </w:rPr>
   </w:style>
-  <w:style w:type="character" w:default="1" w:styleId="DefaultParagraphFont">
+  <w:style w:type="character" w:styleId="DefaultParagraphFont" w:default="1">
     <w:name w:val="Default Paragraph Font"/>
     <w:uiPriority w:val="1"/>
     <w:semiHidden/>
     <w:unhideWhenUsed/>
   </w:style>
-  <w:style w:type="table" w:default="1" w:styleId="TableNormal">
+  <w:style w:type="table" w:styleId="TableNormal" w:default="1">
     <w:name w:val="Normal Table"/>
     <w:uiPriority w:val="99"/>
     <w:semiHidden/>
@@ -2027,7 +2364,7 @@
       </w:tblCellMar>
     </w:tblPr>
   </w:style>
-  <w:style w:type="numbering" w:default="1" w:styleId="NoList">
+  <w:style w:type="numbering" w:styleId="NoList" w:default="1">
     <w:name w:val="No List"/>
     <w:uiPriority w:val="99"/>
     <w:semiHidden/>
@@ -2041,13 +2378,13 @@
       <w:spacing w:after="0" w:line="240" w:lineRule="auto"/>
     </w:pPr>
   </w:style>
-  <w:style w:type="character" w:customStyle="1" w:styleId="Heading1Char">
+  <w:style w:type="character" w:styleId="Heading1Char" w:customStyle="1">
     <w:name w:val="Heading 1 Char"/>
     <w:basedOn w:val="DefaultParagraphFont"/>
     <w:link w:val="Heading1"/>
     <w:uiPriority w:val="9"/>
     <w:rPr>
-      <w:rFonts w:asciiTheme="majorHAnsi" w:eastAsiaTheme="majorEastAsia" w:hAnsiTheme="majorHAnsi" w:cstheme="majorBidi"/>
+      <w:rFonts w:asciiTheme="majorHAnsi" w:hAnsiTheme="majorHAnsi" w:eastAsiaTheme="majorEastAsia" w:cstheme="majorBidi"/>
       <w:b/>
       <w:bCs/>
       <w:color w:val="2F5496" w:themeColor="accent1" w:themeShade="BF"/>
@@ -2055,13 +2392,13 @@
       <w:szCs w:val="28"/>
     </w:rPr>
   </w:style>
-  <w:style w:type="character" w:customStyle="1" w:styleId="Heading2Char">
+  <w:style w:type="character" w:styleId="Heading2Char" w:customStyle="1">
     <w:name w:val="Heading 2 Char"/>
     <w:basedOn w:val="DefaultParagraphFont"/>
     <w:link w:val="Heading2"/>
     <w:uiPriority w:val="9"/>
     <w:rPr>
-      <w:rFonts w:asciiTheme="majorHAnsi" w:eastAsiaTheme="majorEastAsia" w:hAnsiTheme="majorHAnsi" w:cstheme="majorBidi"/>
+      <w:rFonts w:asciiTheme="majorHAnsi" w:hAnsiTheme="majorHAnsi" w:eastAsiaTheme="majorEastAsia" w:cstheme="majorBidi"/>
       <w:b/>
       <w:bCs/>
       <w:color w:val="4472C4" w:themeColor="accent1"/>
@@ -2069,25 +2406,25 @@
       <w:szCs w:val="26"/>
     </w:rPr>
   </w:style>
-  <w:style w:type="character" w:customStyle="1" w:styleId="Heading3Char">
+  <w:style w:type="character" w:styleId="Heading3Char" w:customStyle="1">
     <w:name w:val="Heading 3 Char"/>
     <w:basedOn w:val="DefaultParagraphFont"/>
     <w:link w:val="Heading3"/>
     <w:uiPriority w:val="9"/>
     <w:rPr>
-      <w:rFonts w:asciiTheme="majorHAnsi" w:eastAsiaTheme="majorEastAsia" w:hAnsiTheme="majorHAnsi" w:cstheme="majorBidi"/>
+      <w:rFonts w:asciiTheme="majorHAnsi" w:hAnsiTheme="majorHAnsi" w:eastAsiaTheme="majorEastAsia" w:cstheme="majorBidi"/>
       <w:b/>
       <w:bCs/>
       <w:color w:val="4472C4" w:themeColor="accent1"/>
     </w:rPr>
   </w:style>
-  <w:style w:type="character" w:customStyle="1" w:styleId="Heading4Char">
+  <w:style w:type="character" w:styleId="Heading4Char" w:customStyle="1">
     <w:name w:val="Heading 4 Char"/>
     <w:basedOn w:val="DefaultParagraphFont"/>
     <w:link w:val="Heading4"/>
     <w:uiPriority w:val="9"/>
     <w:rPr>
-      <w:rFonts w:asciiTheme="majorHAnsi" w:eastAsiaTheme="majorEastAsia" w:hAnsiTheme="majorHAnsi" w:cstheme="majorBidi"/>
+      <w:rFonts w:asciiTheme="majorHAnsi" w:hAnsiTheme="majorHAnsi" w:eastAsiaTheme="majorEastAsia" w:cstheme="majorBidi"/>
       <w:b/>
       <w:bCs/>
       <w:i/>
@@ -2095,59 +2432,59 @@
       <w:color w:val="4472C4" w:themeColor="accent1"/>
     </w:rPr>
   </w:style>
-  <w:style w:type="character" w:customStyle="1" w:styleId="Heading5Char">
+  <w:style w:type="character" w:styleId="Heading5Char" w:customStyle="1">
     <w:name w:val="Heading 5 Char"/>
     <w:basedOn w:val="DefaultParagraphFont"/>
     <w:link w:val="Heading5"/>
     <w:uiPriority w:val="9"/>
     <w:rPr>
-      <w:rFonts w:asciiTheme="majorHAnsi" w:eastAsiaTheme="majorEastAsia" w:hAnsiTheme="majorHAnsi" w:cstheme="majorBidi"/>
+      <w:rFonts w:asciiTheme="majorHAnsi" w:hAnsiTheme="majorHAnsi" w:eastAsiaTheme="majorEastAsia" w:cstheme="majorBidi"/>
       <w:color w:val="1F3763" w:themeColor="accent1" w:themeShade="7F"/>
     </w:rPr>
   </w:style>
-  <w:style w:type="character" w:customStyle="1" w:styleId="Heading6Char">
+  <w:style w:type="character" w:styleId="Heading6Char" w:customStyle="1">
     <w:name w:val="Heading 6 Char"/>
     <w:basedOn w:val="DefaultParagraphFont"/>
     <w:link w:val="Heading6"/>
     <w:uiPriority w:val="9"/>
     <w:rPr>
-      <w:rFonts w:asciiTheme="majorHAnsi" w:eastAsiaTheme="majorEastAsia" w:hAnsiTheme="majorHAnsi" w:cstheme="majorBidi"/>
+      <w:rFonts w:asciiTheme="majorHAnsi" w:hAnsiTheme="majorHAnsi" w:eastAsiaTheme="majorEastAsia" w:cstheme="majorBidi"/>
       <w:i/>
       <w:iCs/>
       <w:color w:val="1F3763" w:themeColor="accent1" w:themeShade="7F"/>
     </w:rPr>
   </w:style>
-  <w:style w:type="character" w:customStyle="1" w:styleId="Heading7Char">
+  <w:style w:type="character" w:styleId="Heading7Char" w:customStyle="1">
     <w:name w:val="Heading 7 Char"/>
     <w:basedOn w:val="DefaultParagraphFont"/>
     <w:link w:val="Heading7"/>
     <w:uiPriority w:val="9"/>
     <w:rPr>
-      <w:rFonts w:asciiTheme="majorHAnsi" w:eastAsiaTheme="majorEastAsia" w:hAnsiTheme="majorHAnsi" w:cstheme="majorBidi"/>
+      <w:rFonts w:asciiTheme="majorHAnsi" w:hAnsiTheme="majorHAnsi" w:eastAsiaTheme="majorEastAsia" w:cstheme="majorBidi"/>
       <w:i/>
       <w:iCs/>
       <w:color w:val="404040" w:themeColor="text1" w:themeTint="BF"/>
     </w:rPr>
   </w:style>
-  <w:style w:type="character" w:customStyle="1" w:styleId="Heading8Char">
+  <w:style w:type="character" w:styleId="Heading8Char" w:customStyle="1">
     <w:name w:val="Heading 8 Char"/>
     <w:basedOn w:val="DefaultParagraphFont"/>
     <w:link w:val="Heading8"/>
     <w:uiPriority w:val="9"/>
     <w:rPr>
-      <w:rFonts w:asciiTheme="majorHAnsi" w:eastAsiaTheme="majorEastAsia" w:hAnsiTheme="majorHAnsi" w:cstheme="majorBidi"/>
+      <w:rFonts w:asciiTheme="majorHAnsi" w:hAnsiTheme="majorHAnsi" w:eastAsiaTheme="majorEastAsia" w:cstheme="majorBidi"/>
       <w:color w:val="404040" w:themeColor="text1" w:themeTint="BF"/>
       <w:sz w:val="20"/>
       <w:szCs w:val="20"/>
     </w:rPr>
   </w:style>
-  <w:style w:type="character" w:customStyle="1" w:styleId="Heading9Char">
+  <w:style w:type="character" w:styleId="Heading9Char" w:customStyle="1">
     <w:name w:val="Heading 9 Char"/>
     <w:basedOn w:val="DefaultParagraphFont"/>
     <w:link w:val="Heading9"/>
     <w:uiPriority w:val="9"/>
     <w:rPr>
-      <w:rFonts w:asciiTheme="majorHAnsi" w:eastAsiaTheme="majorEastAsia" w:hAnsiTheme="majorHAnsi" w:cstheme="majorBidi"/>
+      <w:rFonts w:asciiTheme="majorHAnsi" w:hAnsiTheme="majorHAnsi" w:eastAsiaTheme="majorEastAsia" w:cstheme="majorBidi"/>
       <w:i/>
       <w:iCs/>
       <w:color w:val="404040" w:themeColor="text1" w:themeTint="BF"/>
@@ -2164,26 +2501,26 @@
     <w:qFormat/>
     <w:pPr>
       <w:pBdr>
-        <w:bottom w:val="single" w:sz="8" w:space="4" w:color="4472C4" w:themeColor="accent1"/>
+        <w:bottom w:val="single" w:color="4472C4" w:themeColor="accent1" w:sz="8" w:space="4"/>
       </w:pBdr>
       <w:spacing w:after="300" w:line="240" w:lineRule="auto"/>
       <w:contextualSpacing/>
     </w:pPr>
     <w:rPr>
-      <w:rFonts w:asciiTheme="majorHAnsi" w:eastAsiaTheme="majorEastAsia" w:hAnsiTheme="majorHAnsi" w:cstheme="majorBidi"/>
+      <w:rFonts w:asciiTheme="majorHAnsi" w:hAnsiTheme="majorHAnsi" w:eastAsiaTheme="majorEastAsia" w:cstheme="majorBidi"/>
       <w:color w:val="323E4F" w:themeColor="text2" w:themeShade="BF"/>
       <w:spacing w:val="5"/>
       <w:sz w:val="52"/>
       <w:szCs w:val="52"/>
     </w:rPr>
   </w:style>
-  <w:style w:type="character" w:customStyle="1" w:styleId="TitleChar">
+  <w:style w:type="character" w:styleId="TitleChar" w:customStyle="1">
     <w:name w:val="Title Char"/>
     <w:basedOn w:val="DefaultParagraphFont"/>
     <w:link w:val="Title"/>
     <w:uiPriority w:val="10"/>
     <w:rPr>
-      <w:rFonts w:asciiTheme="majorHAnsi" w:eastAsiaTheme="majorEastAsia" w:hAnsiTheme="majorHAnsi" w:cstheme="majorBidi"/>
+      <w:rFonts w:asciiTheme="majorHAnsi" w:hAnsiTheme="majorHAnsi" w:eastAsiaTheme="majorEastAsia" w:cstheme="majorBidi"/>
       <w:color w:val="323E4F" w:themeColor="text2" w:themeShade="BF"/>
       <w:spacing w:val="5"/>
       <w:sz w:val="52"/>
@@ -2198,7 +2535,7 @@
     <w:uiPriority w:val="11"/>
     <w:qFormat/>
     <w:rPr>
-      <w:rFonts w:asciiTheme="majorHAnsi" w:eastAsiaTheme="majorEastAsia" w:hAnsiTheme="majorHAnsi" w:cstheme="majorBidi"/>
+      <w:rFonts w:asciiTheme="majorHAnsi" w:hAnsiTheme="majorHAnsi" w:eastAsiaTheme="majorEastAsia" w:cstheme="majorBidi"/>
       <w:i/>
       <w:iCs/>
       <w:color w:val="4472C4" w:themeColor="accent1"/>
@@ -2207,13 +2544,13 @@
       <w:szCs w:val="24"/>
     </w:rPr>
   </w:style>
-  <w:style w:type="character" w:customStyle="1" w:styleId="SubtitleChar">
+  <w:style w:type="character" w:styleId="SubtitleChar" w:customStyle="1">
     <w:name w:val="Subtitle Char"/>
     <w:basedOn w:val="DefaultParagraphFont"/>
     <w:link w:val="Subtitle"/>
     <w:uiPriority w:val="11"/>
     <w:rPr>
-      <w:rFonts w:asciiTheme="majorHAnsi" w:eastAsiaTheme="majorEastAsia" w:hAnsiTheme="majorHAnsi" w:cstheme="majorBidi"/>
+      <w:rFonts w:asciiTheme="majorHAnsi" w:hAnsiTheme="majorHAnsi" w:eastAsiaTheme="majorEastAsia" w:cstheme="majorBidi"/>
       <w:i/>
       <w:iCs/>
       <w:color w:val="4472C4" w:themeColor="accent1"/>
@@ -2279,7 +2616,7 @@
       <w:color w:val="000000" w:themeColor="text1"/>
     </w:rPr>
   </w:style>
-  <w:style w:type="character" w:customStyle="1" w:styleId="QuoteChar">
+  <w:style w:type="character" w:styleId="QuoteChar" w:customStyle="1">
     <w:name w:val="Quote Char"/>
     <w:basedOn w:val="DefaultParagraphFont"/>
     <w:link w:val="Quote"/>
@@ -2299,7 +2636,7 @@
     <w:qFormat/>
     <w:pPr>
       <w:pBdr>
-        <w:bottom w:val="single" w:sz="4" w:space="4" w:color="4472C4" w:themeColor="accent1"/>
+        <w:bottom w:val="single" w:color="4472C4" w:themeColor="accent1" w:sz="4" w:space="4"/>
       </w:pBdr>
       <w:spacing w:before="200" w:after="280"/>
       <w:ind w:left="936" w:right="936"/>
@@ -2312,7 +2649,7 @@
       <w:color w:val="4472C4" w:themeColor="accent1"/>
     </w:rPr>
   </w:style>
-  <w:style w:type="character" w:customStyle="1" w:styleId="IntenseQuoteChar">
+  <w:style w:type="character" w:styleId="IntenseQuoteChar" w:customStyle="1">
     <w:name w:val="Intense Quote Char"/>
     <w:basedOn w:val="DefaultParagraphFont"/>
     <w:link w:val="IntenseQuote"/>
@@ -2387,7 +2724,7 @@
       <w:szCs w:val="20"/>
     </w:rPr>
   </w:style>
-  <w:style w:type="character" w:customStyle="1" w:styleId="FootnoteTextChar">
+  <w:style w:type="character" w:styleId="FootnoteTextChar" w:customStyle="1">
     <w:name w:val="Footnote Text Char"/>
     <w:basedOn w:val="DefaultParagraphFont"/>
     <w:link w:val="FootnoteText"/>
@@ -2423,7 +2760,7 @@
       <w:szCs w:val="20"/>
     </w:rPr>
   </w:style>
-  <w:style w:type="character" w:customStyle="1" w:styleId="EndnoteTextChar">
+  <w:style w:type="character" w:styleId="EndnoteTextChar" w:customStyle="1">
     <w:name w:val="Endnote Text Char"/>
     <w:basedOn w:val="DefaultParagraphFont"/>
     <w:link w:val="EndnoteText"/>
@@ -2481,7 +2818,7 @@
       <w:szCs w:val="21"/>
     </w:rPr>
   </w:style>
-  <w:style w:type="character" w:customStyle="1" w:styleId="PlainTextChar">
+  <w:style w:type="character" w:styleId="PlainTextChar" w:customStyle="1">
     <w:name w:val="Plain Text Char"/>
     <w:basedOn w:val="DefaultParagraphFont"/>
     <w:link w:val="PlainText"/>
@@ -2502,7 +2839,7 @@
       <w:spacing w:after="0" w:line="240" w:lineRule="auto"/>
     </w:pPr>
   </w:style>
-  <w:style w:type="character" w:customStyle="1" w:styleId="HeaderChar">
+  <w:style w:type="character" w:styleId="HeaderChar" w:customStyle="1">
     <w:name w:val="Header Char"/>
     <w:basedOn w:val="DefaultParagraphFont"/>
     <w:link w:val="Header"/>
@@ -2518,7 +2855,7 @@
       <w:spacing w:after="0" w:line="240" w:lineRule="auto"/>
     </w:pPr>
   </w:style>
-  <w:style w:type="character" w:customStyle="1" w:styleId="FooterChar">
+  <w:style w:type="character" w:styleId="FooterChar" w:customStyle="1">
     <w:name w:val="Footer Char"/>
     <w:basedOn w:val="DefaultParagraphFont"/>
     <w:link w:val="Footer"/>
